--- a/public/template_kp.docx
+++ b/public/template_kp.docx
@@ -49,9 +49,56 @@
           <w:b/>
           <w:sz w:val="28"/>
           <w:szCs w:val="28"/>
+        </w:rPr>
+        <w:t>{{</w:t>
+      </w:r>
+      <w:r>
+        <w:rPr>
+          <w:rFonts w:ascii="Times New Roman" w:eastAsia="Calibri" w:hAnsi="Times New Roman" w:cs="Times New Roman"/>
+          <w:b/>
+          <w:sz w:val="28"/>
+          <w:szCs w:val="28"/>
           <w:lang w:val="en-US"/>
         </w:rPr>
-        <w:t>{{KP_CLIENT_NAME</w:t>
+        <w:t>KP</w:t>
+      </w:r>
+      <w:r>
+        <w:rPr>
+          <w:rFonts w:ascii="Times New Roman" w:eastAsia="Calibri" w:hAnsi="Times New Roman" w:cs="Times New Roman"/>
+          <w:b/>
+          <w:sz w:val="28"/>
+          <w:szCs w:val="28"/>
+        </w:rPr>
+        <w:t>_</w:t>
+      </w:r>
+      <w:r>
+        <w:rPr>
+          <w:rFonts w:ascii="Times New Roman" w:eastAsia="Calibri" w:hAnsi="Times New Roman" w:cs="Times New Roman"/>
+          <w:b/>
+          <w:sz w:val="28"/>
+          <w:szCs w:val="28"/>
+          <w:lang w:val="en-US"/>
+        </w:rPr>
+        <w:t>CLIENT</w:t>
+      </w:r>
+      <w:r>
+        <w:rPr>
+          <w:rFonts w:ascii="Times New Roman" w:eastAsia="Calibri" w:hAnsi="Times New Roman" w:cs="Times New Roman"/>
+          <w:b/>
+          <w:sz w:val="28"/>
+          <w:szCs w:val="28"/>
+        </w:rPr>
+        <w:t>_</w:t>
+      </w:r>
+      <w:r>
+        <w:rPr>
+          <w:rFonts w:ascii="Times New Roman" w:eastAsia="Calibri" w:hAnsi="Times New Roman" w:cs="Times New Roman"/>
+          <w:b/>
+          <w:sz w:val="28"/>
+          <w:szCs w:val="28"/>
+          <w:lang w:val="en-US"/>
+        </w:rPr>
+        <w:t>NAME</w:t>
       </w:r>
       <w:r>
         <w:rPr>
@@ -410,23 +457,7 @@
                 <w:bCs/>
                 <w:lang w:val="en-US"/>
               </w:rPr>
-              <w:t>{{</w:t>
-            </w:r>
-            <w:r>
-              <w:rPr>
-                <w:rFonts w:ascii="Times New Roman" w:hAnsi="Times New Roman" w:cs="Times New Roman"/>
-                <w:bCs/>
-                <w:lang w:val="en-US"/>
-              </w:rPr>
-              <w:t>METER_QUANTITY</w:t>
-            </w:r>
-            <w:r>
-              <w:rPr>
-                <w:rFonts w:ascii="Times New Roman" w:hAnsi="Times New Roman" w:cs="Times New Roman"/>
-                <w:bCs/>
-                <w:lang w:val="en-US"/>
-              </w:rPr>
-              <w:t>}}</w:t>
+              <w:t>{{METER_QUANTITY}}</w:t>
             </w:r>
           </w:p>
           <w:p>
@@ -450,39 +481,7 @@
                 <w:bCs/>
                 <w:lang w:val="en-US"/>
               </w:rPr>
-              <w:t>{</w:t>
-            </w:r>
-            <w:r>
-              <w:rPr>
-                <w:rFonts w:ascii="Times New Roman" w:hAnsi="Times New Roman" w:cs="Times New Roman"/>
-                <w:bCs/>
-                <w:lang w:val="en-US"/>
-              </w:rPr>
-              <w:t>{</w:t>
-            </w:r>
-            <w:r>
-              <w:rPr>
-                <w:rFonts w:ascii="Times New Roman" w:hAnsi="Times New Roman" w:cs="Times New Roman"/>
-                <w:bCs/>
-                <w:lang w:val="en-US"/>
-              </w:rPr>
-              <w:t>QUANTITY</w:t>
-            </w:r>
-            <w:r>
-              <w:rPr>
-                <w:rFonts w:ascii="Times New Roman" w:hAnsi="Times New Roman" w:cs="Times New Roman"/>
-                <w:bCs/>
-                <w:lang w:val="en-US"/>
-              </w:rPr>
-              <w:t>_PER_PALLET</w:t>
-            </w:r>
-            <w:r>
-              <w:rPr>
-                <w:rFonts w:ascii="Times New Roman" w:hAnsi="Times New Roman" w:cs="Times New Roman"/>
-                <w:bCs/>
-                <w:lang w:val="en-US"/>
-              </w:rPr>
-              <w:t>}}</w:t>
+              <w:t>{{QUANTITY_PER_PALLET}}</w:t>
             </w:r>
           </w:p>
           <w:p>
@@ -506,31 +505,7 @@
                 <w:bCs/>
                 <w:lang w:val="en-US"/>
               </w:rPr>
-              <w:t>{</w:t>
-            </w:r>
-            <w:r>
-              <w:rPr>
-                <w:rFonts w:ascii="Times New Roman" w:hAnsi="Times New Roman" w:cs="Times New Roman"/>
-                <w:bCs/>
-                <w:lang w:val="en-US"/>
-              </w:rPr>
-              <w:t>{</w:t>
-            </w:r>
-            <w:r>
-              <w:rPr>
-                <w:rFonts w:ascii="Times New Roman" w:hAnsi="Times New Roman" w:cs="Times New Roman"/>
-                <w:bCs/>
-                <w:lang w:val="en-US"/>
-              </w:rPr>
-              <w:t>MAUFACTURER</w:t>
-            </w:r>
-            <w:r>
-              <w:rPr>
-                <w:rFonts w:ascii="Times New Roman" w:hAnsi="Times New Roman" w:cs="Times New Roman"/>
-                <w:bCs/>
-                <w:lang w:val="en-US"/>
-              </w:rPr>
-              <w:t>}}</w:t>
+              <w:t>{{MAUFACTURER}}</w:t>
             </w:r>
           </w:p>
         </w:tc>
@@ -540,7 +515,6 @@
           </w:tcPr>
           <w:p>
             <w:pPr>
-              <w:jc w:val="center"/>
               <w:rPr>
                 <w:noProof/>
                 <w:lang w:val="en-US"/>
@@ -569,17 +543,6 @@
                 <w:lang w:val="en-GB"/>
               </w:rPr>
             </w:pPr>
-          </w:p>
-          <w:p>
-            <w:pPr>
-              <w:jc w:val="center"/>
-              <w:rPr>
-                <w:rFonts w:ascii="Times New Roman" w:hAnsi="Times New Roman" w:cs="Times New Roman"/>
-                <w:sz w:val="24"/>
-                <w:szCs w:val="24"/>
-                <w:lang w:val="en-GB"/>
-              </w:rPr>
-            </w:pPr>
             <w:r>
               <w:rPr>
                 <w:rFonts w:ascii="Times New Roman" w:hAnsi="Times New Roman" w:cs="Times New Roman"/>
@@ -602,16 +565,6 @@
                 <w:rFonts w:ascii="Times New Roman" w:hAnsi="Times New Roman" w:cs="Times New Roman"/>
                 <w:sz w:val="24"/>
                 <w:szCs w:val="24"/>
-              </w:rPr>
-            </w:pPr>
-          </w:p>
-          <w:p>
-            <w:pPr>
-              <w:jc w:val="center"/>
-              <w:rPr>
-                <w:rFonts w:ascii="Times New Roman" w:hAnsi="Times New Roman" w:cs="Times New Roman"/>
-                <w:sz w:val="24"/>
-                <w:szCs w:val="24"/>
                 <w:lang w:val="en-GB"/>
               </w:rPr>
             </w:pPr>
@@ -622,25 +575,7 @@
                 <w:szCs w:val="24"/>
                 <w:lang w:val="en-GB"/>
               </w:rPr>
-              <w:t>{{ROW_PRICE</w:t>
-            </w:r>
-            <w:r>
-              <w:rPr>
-                <w:rFonts w:ascii="Times New Roman" w:hAnsi="Times New Roman" w:cs="Times New Roman"/>
-                <w:sz w:val="24"/>
-                <w:szCs w:val="24"/>
-                <w:lang w:val="en-GB"/>
-              </w:rPr>
-              <w:t>_METER</w:t>
-            </w:r>
-            <w:r>
-              <w:rPr>
-                <w:rFonts w:ascii="Times New Roman" w:hAnsi="Times New Roman" w:cs="Times New Roman"/>
-                <w:sz w:val="24"/>
-                <w:szCs w:val="24"/>
-                <w:lang w:val="en-GB"/>
-              </w:rPr>
-              <w:t>}}</w:t>
+              <w:t>{{ROW_PRICE_METER}}</w:t>
             </w:r>
           </w:p>
         </w:tc>
@@ -657,42 +592,13 @@
                 <w:szCs w:val="24"/>
               </w:rPr>
             </w:pPr>
-          </w:p>
-          <w:p>
-            <w:pPr>
-              <w:jc w:val="center"/>
-              <w:rPr>
-                <w:rFonts w:ascii="Times New Roman" w:hAnsi="Times New Roman" w:cs="Times New Roman"/>
-                <w:sz w:val="24"/>
-                <w:szCs w:val="24"/>
-              </w:rPr>
-            </w:pPr>
             <w:r>
               <w:rPr>
                 <w:rFonts w:ascii="Times New Roman" w:hAnsi="Times New Roman" w:cs="Times New Roman"/>
                 <w:sz w:val="24"/>
                 <w:szCs w:val="24"/>
-                <w:lang w:val="en-GB"/>
-              </w:rPr>
-              <w:t>{{ROW_</w:t>
-            </w:r>
-            <w:r>
-              <w:rPr>
-                <w:rFonts w:ascii="Times New Roman" w:hAnsi="Times New Roman" w:cs="Times New Roman"/>
-                <w:sz w:val="24"/>
-                <w:szCs w:val="24"/>
-                <w:lang w:val="en-GB"/>
-              </w:rPr>
-              <w:t>QUANTITY_METER</w:t>
-            </w:r>
-            <w:r>
-              <w:rPr>
-                <w:rFonts w:ascii="Times New Roman" w:hAnsi="Times New Roman" w:cs="Times New Roman"/>
-                <w:sz w:val="24"/>
-                <w:szCs w:val="24"/>
-                <w:lang w:val="en-GB"/>
-              </w:rPr>
-              <w:t>}}</w:t>
+              </w:rPr>
+              <w:t>{{ROW_QUANTITY_METER}}</w:t>
             </w:r>
           </w:p>
         </w:tc>
@@ -709,42 +615,13 @@
                 <w:szCs w:val="24"/>
               </w:rPr>
             </w:pPr>
-          </w:p>
-          <w:p>
-            <w:pPr>
-              <w:jc w:val="center"/>
-              <w:rPr>
-                <w:rFonts w:ascii="Times New Roman" w:hAnsi="Times New Roman" w:cs="Times New Roman"/>
-                <w:sz w:val="24"/>
-                <w:szCs w:val="24"/>
-              </w:rPr>
-            </w:pPr>
             <w:r>
               <w:rPr>
                 <w:rFonts w:ascii="Times New Roman" w:hAnsi="Times New Roman" w:cs="Times New Roman"/>
                 <w:sz w:val="24"/>
                 <w:szCs w:val="24"/>
-                <w:lang w:val="en-GB"/>
-              </w:rPr>
-              <w:t>{{ROW_</w:t>
-            </w:r>
-            <w:r>
-              <w:rPr>
-                <w:rFonts w:ascii="Times New Roman" w:hAnsi="Times New Roman" w:cs="Times New Roman"/>
-                <w:sz w:val="24"/>
-                <w:szCs w:val="24"/>
-                <w:lang w:val="en-GB"/>
-              </w:rPr>
-              <w:t>QUANTITY</w:t>
-            </w:r>
-            <w:r>
-              <w:rPr>
-                <w:rFonts w:ascii="Times New Roman" w:hAnsi="Times New Roman" w:cs="Times New Roman"/>
-                <w:sz w:val="24"/>
-                <w:szCs w:val="24"/>
-                <w:lang w:val="en-GB"/>
-              </w:rPr>
-              <w:t>}}</w:t>
+              </w:rPr>
+              <w:t>{{ROW_QUANTITY}}</w:t>
             </w:r>
           </w:p>
         </w:tc>
@@ -761,42 +638,13 @@
                 <w:szCs w:val="24"/>
               </w:rPr>
             </w:pPr>
-          </w:p>
-          <w:p>
-            <w:pPr>
-              <w:jc w:val="center"/>
-              <w:rPr>
-                <w:rFonts w:ascii="Times New Roman" w:hAnsi="Times New Roman" w:cs="Times New Roman"/>
-                <w:sz w:val="24"/>
-                <w:szCs w:val="24"/>
-              </w:rPr>
-            </w:pPr>
             <w:r>
               <w:rPr>
                 <w:rFonts w:ascii="Times New Roman" w:hAnsi="Times New Roman" w:cs="Times New Roman"/>
                 <w:sz w:val="24"/>
                 <w:szCs w:val="24"/>
-                <w:lang w:val="en-GB"/>
-              </w:rPr>
-              <w:t>{{ROW_</w:t>
-            </w:r>
-            <w:r>
-              <w:rPr>
-                <w:rFonts w:ascii="Times New Roman" w:hAnsi="Times New Roman" w:cs="Times New Roman"/>
-                <w:sz w:val="24"/>
-                <w:szCs w:val="24"/>
-                <w:lang w:val="en-GB"/>
-              </w:rPr>
-              <w:t>SUM</w:t>
-            </w:r>
-            <w:r>
-              <w:rPr>
-                <w:rFonts w:ascii="Times New Roman" w:hAnsi="Times New Roman" w:cs="Times New Roman"/>
-                <w:sz w:val="24"/>
-                <w:szCs w:val="24"/>
-                <w:lang w:val="en-GB"/>
-              </w:rPr>
-              <w:t>}}</w:t>
+              </w:rPr>
+              <w:t>{{ROW_SUM}}</w:t>
             </w:r>
           </w:p>
         </w:tc>
@@ -915,7 +763,6 @@
           </w:tcPr>
           <w:p>
             <w:pPr>
-              <w:jc w:val="center"/>
               <w:rPr>
                 <w:rFonts w:ascii="Times New Roman" w:hAnsi="Times New Roman" w:cs="Times New Roman"/>
                 <w:sz w:val="24"/>
@@ -927,45 +774,8 @@
                 <w:rFonts w:ascii="Times New Roman" w:hAnsi="Times New Roman" w:cs="Times New Roman"/>
                 <w:sz w:val="24"/>
                 <w:szCs w:val="24"/>
-                <w:lang w:val="en-GB"/>
-              </w:rPr>
-              <w:t>{{</w:t>
-            </w:r>
-            <w:r>
-              <w:rPr>
-                <w:rFonts w:ascii="Times New Roman" w:hAnsi="Times New Roman" w:cs="Times New Roman"/>
-                <w:sz w:val="24"/>
-                <w:szCs w:val="24"/>
-                <w:lang w:val="en-US"/>
-              </w:rPr>
-              <w:t>TOTAL</w:t>
-            </w:r>
-            <w:r>
-              <w:rPr>
-                <w:rFonts w:ascii="Times New Roman" w:hAnsi="Times New Roman" w:cs="Times New Roman"/>
-                <w:sz w:val="24"/>
-                <w:szCs w:val="24"/>
-                <w:lang w:val="en-GB"/>
-              </w:rPr>
-              <w:t>_</w:t>
-            </w:r>
-            <w:r>
-              <w:rPr>
-                <w:rFonts w:ascii="Times New Roman" w:hAnsi="Times New Roman" w:cs="Times New Roman"/>
-                <w:sz w:val="24"/>
-                <w:szCs w:val="24"/>
-                <w:lang w:val="en-GB"/>
-              </w:rPr>
-              <w:t>SUM</w:t>
-            </w:r>
-            <w:r>
-              <w:rPr>
-                <w:rFonts w:ascii="Times New Roman" w:hAnsi="Times New Roman" w:cs="Times New Roman"/>
-                <w:sz w:val="24"/>
-                <w:szCs w:val="24"/>
-                <w:lang w:val="en-GB"/>
-              </w:rPr>
-              <w:t>}}</w:t>
+              </w:rPr>
+              <w:t>{{TOTAL_SUM}}</w:t>
             </w:r>
           </w:p>
         </w:tc>
@@ -1029,7 +839,13 @@
         <w:rPr>
           <w:rFonts w:ascii="Times New Roman" w:hAnsi="Times New Roman" w:cs="Times New Roman"/>
         </w:rPr>
-        <w:t xml:space="preserve">овара до </w:t>
+        <w:t>овара до</w:t>
+      </w:r>
+      <w:r>
+        <w:rPr>
+          <w:rFonts w:ascii="Times New Roman" w:hAnsi="Times New Roman" w:cs="Times New Roman"/>
+        </w:rPr>
+        <w:t xml:space="preserve"> </w:t>
       </w:r>
       <w:r>
         <w:rPr>
@@ -1041,7 +857,13 @@
         <w:rPr>
           <w:rFonts w:ascii="Times New Roman" w:hAnsi="Times New Roman" w:cs="Times New Roman"/>
         </w:rPr>
-        <w:t xml:space="preserve"> включая НДС </w:t>
+        <w:t xml:space="preserve"> </w:t>
+      </w:r>
+      <w:r>
+        <w:rPr>
+          <w:rFonts w:ascii="Times New Roman" w:hAnsi="Times New Roman" w:cs="Times New Roman"/>
+        </w:rPr>
+        <w:t xml:space="preserve">включая НДС </w:t>
       </w:r>
       <w:r>
         <w:rPr>
@@ -1080,26 +902,19 @@
         <w:rPr>
           <w:rFonts w:ascii="Times New Roman" w:hAnsi="Times New Roman" w:cs="Times New Roman"/>
         </w:rPr>
-        <w:t xml:space="preserve">При существенном увеличении стоимости перевозки, после </w:t>
-      </w:r>
-      <w:r>
-        <w:rPr>
-          <w:rFonts w:ascii="Times New Roman" w:hAnsi="Times New Roman" w:cs="Times New Roman"/>
-        </w:rPr>
-        <w:t>{{</w:t>
-      </w:r>
-      <w:r>
-        <w:rPr>
-          <w:rFonts w:ascii="Times New Roman" w:hAnsi="Times New Roman" w:cs="Times New Roman"/>
-          <w:lang w:val="en-US"/>
-        </w:rPr>
-        <w:t>TRANSFER</w:t>
-      </w:r>
-      <w:r>
-        <w:rPr>
-          <w:rFonts w:ascii="Times New Roman" w:hAnsi="Times New Roman" w:cs="Times New Roman"/>
-        </w:rPr>
-        <w:t>_VALID_UNTIL}}</w:t>
+        <w:t>При существенном увеличении стоимости перевозки, после</w:t>
+      </w:r>
+      <w:r>
+        <w:rPr>
+          <w:rFonts w:ascii="Times New Roman" w:hAnsi="Times New Roman" w:cs="Times New Roman"/>
+        </w:rPr>
+        <w:t xml:space="preserve"> </w:t>
+      </w:r>
+      <w:r>
+        <w:rPr>
+          <w:rFonts w:ascii="Times New Roman" w:hAnsi="Times New Roman" w:cs="Times New Roman"/>
+        </w:rPr>
+        <w:t>{{TRANSFER_VALID_UNTIL}}</w:t>
       </w:r>
       <w:r>
         <w:rPr>
@@ -1122,6 +937,8 @@
           <w:rFonts w:ascii="Times New Roman" w:hAnsi="Times New Roman" w:cs="Times New Roman"/>
         </w:rPr>
       </w:pPr>
+      <w:bookmarkStart w:id="1" w:name="_GoBack"/>
+      <w:bookmarkEnd w:id="1"/>
     </w:p>
     <w:p>
       <w:pPr>
@@ -1158,16 +975,8 @@
         <w:rPr>
           <w:rFonts w:ascii="Times New Roman" w:hAnsi="Times New Roman" w:cs="Times New Roman"/>
         </w:rPr>
-        <w:t xml:space="preserve"> </w:t>
-      </w:r>
-      <w:proofErr w:type="spellStart"/>
-      <w:r>
-        <w:rPr>
-          <w:rFonts w:ascii="Times New Roman" w:hAnsi="Times New Roman" w:cs="Times New Roman"/>
-        </w:rPr>
-        <w:t>Аухадуллина</w:t>
-      </w:r>
-      <w:proofErr w:type="spellEnd"/>
+        <w:t xml:space="preserve"> Аухадуллина</w:t>
+      </w:r>
       <w:r>
         <w:rPr>
           <w:rFonts w:ascii="Times New Roman" w:hAnsi="Times New Roman" w:cs="Times New Roman"/>
@@ -1211,18 +1020,39 @@
     <w:p>
       <w:pPr>
         <w:spacing w:after="0"/>
+        <w:rPr>
+          <w:sz w:val="18"/>
+          <w:szCs w:val="18"/>
+        </w:rPr>
+      </w:pPr>
+      <w:r>
+        <w:rPr>
+          <w:sz w:val="18"/>
+          <w:szCs w:val="18"/>
+        </w:rPr>
+        <w:t xml:space="preserve">Исп.: </w:t>
+      </w:r>
+      <w:r>
+        <w:rPr>
+          <w:sz w:val="18"/>
+          <w:szCs w:val="18"/>
+        </w:rPr>
+        <w:t>{{</w:t>
+      </w:r>
+      <w:r>
         <w:rPr>
           <w:sz w:val="18"/>
           <w:szCs w:val="18"/>
           <w:lang w:val="en-US"/>
         </w:rPr>
-      </w:pPr>
+        <w:t>MANAGER</w:t>
+      </w:r>
       <w:r>
         <w:rPr>
           <w:sz w:val="18"/>
           <w:szCs w:val="18"/>
         </w:rPr>
-        <w:t xml:space="preserve">Исп.: </w:t>
+        <w:t>_</w:t>
       </w:r>
       <w:r>
         <w:rPr>
@@ -1230,7 +1060,14 @@
           <w:szCs w:val="18"/>
           <w:lang w:val="en-US"/>
         </w:rPr>
-        <w:t>{{MANAGER_NAME}}</w:t>
+        <w:t>NAME</w:t>
+      </w:r>
+      <w:r>
+        <w:rPr>
+          <w:sz w:val="18"/>
+          <w:szCs w:val="18"/>
+        </w:rPr>
+        <w:t>}}</w:t>
       </w:r>
     </w:p>
     <w:p>
@@ -1243,12 +1080,8 @@
       </w:pPr>
     </w:p>
     <w:sectPr>
-      <w:headerReference w:type="even" r:id="rId8"/>
-      <w:headerReference w:type="default" r:id="rId9"/>
-      <w:footerReference w:type="even" r:id="rId10"/>
-      <w:footerReference w:type="default" r:id="rId11"/>
-      <w:headerReference w:type="first" r:id="rId12"/>
-      <w:footerReference w:type="first" r:id="rId13"/>
+      <w:headerReference w:type="default" r:id="rId8"/>
+      <w:footerReference w:type="default" r:id="rId9"/>
       <w:pgSz w:w="16838" w:h="11906" w:orient="landscape"/>
       <w:pgMar w:top="1701" w:right="1134" w:bottom="1416" w:left="1134" w:header="426" w:footer="708" w:gutter="0"/>
       <w:cols w:space="708"/>
@@ -1288,17 +1121,6 @@
   <w:p>
     <w:pPr>
       <w:pStyle w:val="a8"/>
-    </w:pPr>
-  </w:p>
-</w:ftr>
-</file>
-
-<file path=word/footer2.xml><?xml version="1.0" encoding="utf-8"?>
-<w:ftr xmlns:wpc="http://schemas.microsoft.com/office/word/2010/wordprocessingCanvas" xmlns:cx="http://schemas.microsoft.com/office/drawing/2014/chartex" xmlns:cx1="http://schemas.microsoft.com/office/drawing/2015/9/8/chartex" xmlns:cx2="http://schemas.microsoft.com/office/drawing/2015/10/21/chartex" xmlns:cx3="http://schemas.microsoft.com/office/drawing/2016/5/9/chartex" xmlns:cx4="http://schemas.microsoft.com/office/drawing/2016/5/10/chartex" xmlns:cx5="http://schemas.microsoft.com/office/drawing/2016/5/11/chartex" xmlns:cx6="http://schemas.microsoft.com/office/drawing/2016/5/12/chartex" xmlns:cx7="http://schemas.microsoft.com/office/drawing/2016/5/13/chartex" xmlns:cx8="http://schemas.microsoft.com/office/drawing/2016/5/14/chartex" xmlns:mc="http://schemas.openxmlformats.org/markup-compatibility/2006" xmlns:aink="http://schemas.microsoft.com/office/drawing/2016/ink" xmlns:am3d="http://schemas.microsoft.com/office/drawing/2017/model3d" xmlns:o="urn:schemas-microsoft-com:office:office" xmlns:r="http://schemas.openxmlformats.org/officeDocument/2006/relationships" xmlns:m="http://schemas.openxmlformats.org/officeDocument/2006/math" xmlns:v="urn:schemas-microsoft-com:vml" xmlns:wp14="http://schemas.microsoft.com/office/word/2010/wordprocessingDrawing" xmlns:wp="http://schemas.openxmlformats.org/drawingml/2006/wordprocessingDrawing" xmlns:w10="urn:schemas-microsoft-com:office:word" xmlns:w="http://schemas.openxmlformats.org/wordprocessingml/2006/main" xmlns:w14="http://schemas.microsoft.com/office/word/2010/wordml" xmlns:w15="http://schemas.microsoft.com/office/word/2012/wordml" xmlns:w16cid="http://schemas.microsoft.com/office/word/2016/wordml/cid" xmlns:w16se="http://schemas.microsoft.com/office/word/2015/wordml/symex" xmlns:wpg="http://schemas.microsoft.com/office/word/2010/wordprocessingGroup" xmlns:wpi="http://schemas.microsoft.com/office/word/2010/wordprocessingInk" xmlns:wne="http://schemas.microsoft.com/office/word/2006/wordml" xmlns:wps="http://schemas.microsoft.com/office/word/2010/wordprocessingShape" mc:Ignorable="w14 w15 w16se w16cid wp14">
-  <w:p>
-    <w:pPr>
-      <w:pStyle w:val="a6"/>
-      <w:ind w:left="-709"/>
       <w:jc w:val="center"/>
       <w:rPr>
         <w:rFonts w:ascii="Times New Roman" w:hAnsi="Times New Roman" w:cs="Times New Roman"/>
@@ -1307,8 +1129,6 @@
         <w:lang w:val="en-US"/>
       </w:rPr>
     </w:pPr>
-    <w:bookmarkStart w:id="1" w:name="_GoBack"/>
-    <w:bookmarkEnd w:id="1"/>
     <w:r>
       <w:rPr>
         <w:rFonts w:ascii="Times New Roman" w:hAnsi="Times New Roman" w:cs="Times New Roman"/>
@@ -1334,47 +1154,8 @@
         <w:szCs w:val="20"/>
         <w:lang w:val="en-US"/>
       </w:rPr>
-      <w:t>{{KP_SELLER_LEGAL_ENTITY</w:t>
+      <w:t>{{KP_SELLER_LEGAL_ENTITY_ADDRESS}}</w:t>
     </w:r>
-    <w:r>
-      <w:rPr>
-        <w:rFonts w:ascii="Times New Roman" w:hAnsi="Times New Roman" w:cs="Times New Roman"/>
-        <w:sz w:val="20"/>
-        <w:szCs w:val="20"/>
-        <w:lang w:val="en-US"/>
-      </w:rPr>
-      <w:t>_ADDRESS</w:t>
-    </w:r>
-    <w:r>
-      <w:rPr>
-        <w:rFonts w:ascii="Times New Roman" w:hAnsi="Times New Roman" w:cs="Times New Roman"/>
-        <w:sz w:val="20"/>
-        <w:szCs w:val="20"/>
-        <w:lang w:val="en-US"/>
-      </w:rPr>
-      <w:t>}}</w:t>
-    </w:r>
-  </w:p>
-  <w:p>
-    <w:pPr>
-      <w:pStyle w:val="a8"/>
-      <w:rPr>
-        <w:rFonts w:ascii="Times New Roman" w:hAnsi="Times New Roman" w:cs="Times New Roman"/>
-        <w:sz w:val="20"/>
-        <w:szCs w:val="20"/>
-        <w:lang w:val="en-US"/>
-      </w:rPr>
-    </w:pPr>
-  </w:p>
-</w:ftr>
-</file>
-
-<file path=word/footer3.xml><?xml version="1.0" encoding="utf-8"?>
-<w:ftr xmlns:wpc="http://schemas.microsoft.com/office/word/2010/wordprocessingCanvas" xmlns:cx="http://schemas.microsoft.com/office/drawing/2014/chartex" xmlns:cx1="http://schemas.microsoft.com/office/drawing/2015/9/8/chartex" xmlns:cx2="http://schemas.microsoft.com/office/drawing/2015/10/21/chartex" xmlns:cx3="http://schemas.microsoft.com/office/drawing/2016/5/9/chartex" xmlns:cx4="http://schemas.microsoft.com/office/drawing/2016/5/10/chartex" xmlns:cx5="http://schemas.microsoft.com/office/drawing/2016/5/11/chartex" xmlns:cx6="http://schemas.microsoft.com/office/drawing/2016/5/12/chartex" xmlns:cx7="http://schemas.microsoft.com/office/drawing/2016/5/13/chartex" xmlns:cx8="http://schemas.microsoft.com/office/drawing/2016/5/14/chartex" xmlns:mc="http://schemas.openxmlformats.org/markup-compatibility/2006" xmlns:aink="http://schemas.microsoft.com/office/drawing/2016/ink" xmlns:am3d="http://schemas.microsoft.com/office/drawing/2017/model3d" xmlns:o="urn:schemas-microsoft-com:office:office" xmlns:r="http://schemas.openxmlformats.org/officeDocument/2006/relationships" xmlns:m="http://schemas.openxmlformats.org/officeDocument/2006/math" xmlns:v="urn:schemas-microsoft-com:vml" xmlns:wp14="http://schemas.microsoft.com/office/word/2010/wordprocessingDrawing" xmlns:wp="http://schemas.openxmlformats.org/drawingml/2006/wordprocessingDrawing" xmlns:w10="urn:schemas-microsoft-com:office:word" xmlns:w="http://schemas.openxmlformats.org/wordprocessingml/2006/main" xmlns:w14="http://schemas.microsoft.com/office/word/2010/wordml" xmlns:w15="http://schemas.microsoft.com/office/word/2012/wordml" xmlns:w16cid="http://schemas.microsoft.com/office/word/2016/wordml/cid" xmlns:w16se="http://schemas.microsoft.com/office/word/2015/wordml/symex" xmlns:wpg="http://schemas.microsoft.com/office/word/2010/wordprocessingGroup" xmlns:wpi="http://schemas.microsoft.com/office/word/2010/wordprocessingInk" xmlns:wne="http://schemas.microsoft.com/office/word/2006/wordml" xmlns:wps="http://schemas.microsoft.com/office/word/2010/wordprocessingShape" mc:Ignorable="w14 w15 w16se w16cid wp14">
-  <w:p>
-    <w:pPr>
-      <w:pStyle w:val="a8"/>
-    </w:pPr>
   </w:p>
 </w:ftr>
 </file>
@@ -1405,16 +1186,6 @@
 </file>
 
 <file path=word/header1.xml><?xml version="1.0" encoding="utf-8"?>
-<w:hdr xmlns:wpc="http://schemas.microsoft.com/office/word/2010/wordprocessingCanvas" xmlns:cx="http://schemas.microsoft.com/office/drawing/2014/chartex" xmlns:cx1="http://schemas.microsoft.com/office/drawing/2015/9/8/chartex" xmlns:cx2="http://schemas.microsoft.com/office/drawing/2015/10/21/chartex" xmlns:cx3="http://schemas.microsoft.com/office/drawing/2016/5/9/chartex" xmlns:cx4="http://schemas.microsoft.com/office/drawing/2016/5/10/chartex" xmlns:cx5="http://schemas.microsoft.com/office/drawing/2016/5/11/chartex" xmlns:cx6="http://schemas.microsoft.com/office/drawing/2016/5/12/chartex" xmlns:cx7="http://schemas.microsoft.com/office/drawing/2016/5/13/chartex" xmlns:cx8="http://schemas.microsoft.com/office/drawing/2016/5/14/chartex" xmlns:mc="http://schemas.openxmlformats.org/markup-compatibility/2006" xmlns:aink="http://schemas.microsoft.com/office/drawing/2016/ink" xmlns:am3d="http://schemas.microsoft.com/office/drawing/2017/model3d" xmlns:o="urn:schemas-microsoft-com:office:office" xmlns:r="http://schemas.openxmlformats.org/officeDocument/2006/relationships" xmlns:m="http://schemas.openxmlformats.org/officeDocument/2006/math" xmlns:v="urn:schemas-microsoft-com:vml" xmlns:wp14="http://schemas.microsoft.com/office/word/2010/wordprocessingDrawing" xmlns:wp="http://schemas.openxmlformats.org/drawingml/2006/wordprocessingDrawing" xmlns:w10="urn:schemas-microsoft-com:office:word" xmlns:w="http://schemas.openxmlformats.org/wordprocessingml/2006/main" xmlns:w14="http://schemas.microsoft.com/office/word/2010/wordml" xmlns:w15="http://schemas.microsoft.com/office/word/2012/wordml" xmlns:w16cid="http://schemas.microsoft.com/office/word/2016/wordml/cid" xmlns:w16se="http://schemas.microsoft.com/office/word/2015/wordml/symex" xmlns:wpg="http://schemas.microsoft.com/office/word/2010/wordprocessingGroup" xmlns:wpi="http://schemas.microsoft.com/office/word/2010/wordprocessingInk" xmlns:wne="http://schemas.microsoft.com/office/word/2006/wordml" xmlns:wps="http://schemas.microsoft.com/office/word/2010/wordprocessingShape" mc:Ignorable="w14 w15 w16se w16cid wp14">
-  <w:p>
-    <w:pPr>
-      <w:pStyle w:val="a6"/>
-    </w:pPr>
-  </w:p>
-</w:hdr>
-</file>
-
-<file path=word/header2.xml><?xml version="1.0" encoding="utf-8"?>
 <w:hdr xmlns:wpc="http://schemas.microsoft.com/office/word/2010/wordprocessingCanvas" xmlns:cx="http://schemas.microsoft.com/office/drawing/2014/chartex" xmlns:cx1="http://schemas.microsoft.com/office/drawing/2015/9/8/chartex" xmlns:cx2="http://schemas.microsoft.com/office/drawing/2015/10/21/chartex" xmlns:cx3="http://schemas.microsoft.com/office/drawing/2016/5/9/chartex" xmlns:cx4="http://schemas.microsoft.com/office/drawing/2016/5/10/chartex" xmlns:cx5="http://schemas.microsoft.com/office/drawing/2016/5/11/chartex" xmlns:cx6="http://schemas.microsoft.com/office/drawing/2016/5/12/chartex" xmlns:cx7="http://schemas.microsoft.com/office/drawing/2016/5/13/chartex" xmlns:cx8="http://schemas.microsoft.com/office/drawing/2016/5/14/chartex" xmlns:mc="http://schemas.openxmlformats.org/markup-compatibility/2006" xmlns:aink="http://schemas.microsoft.com/office/drawing/2016/ink" xmlns:am3d="http://schemas.microsoft.com/office/drawing/2017/model3d" xmlns:o="urn:schemas-microsoft-com:office:office" xmlns:r="http://schemas.openxmlformats.org/officeDocument/2006/relationships" xmlns:m="http://schemas.openxmlformats.org/officeDocument/2006/math" xmlns:v="urn:schemas-microsoft-com:vml" xmlns:wp14="http://schemas.microsoft.com/office/word/2010/wordprocessingDrawing" xmlns:wp="http://schemas.openxmlformats.org/drawingml/2006/wordprocessingDrawing" xmlns:w10="urn:schemas-microsoft-com:office:word" xmlns:w="http://schemas.openxmlformats.org/wordprocessingml/2006/main" xmlns:w14="http://schemas.microsoft.com/office/word/2010/wordml" xmlns:w15="http://schemas.microsoft.com/office/word/2012/wordml" xmlns:w16cid="http://schemas.microsoft.com/office/word/2016/wordml/cid" xmlns:w16se="http://schemas.microsoft.com/office/word/2015/wordml/symex" xmlns:wpg="http://schemas.microsoft.com/office/word/2010/wordprocessingGroup" xmlns:wpi="http://schemas.microsoft.com/office/word/2010/wordprocessingInk" xmlns:wne="http://schemas.microsoft.com/office/word/2006/wordml" xmlns:wps="http://schemas.microsoft.com/office/word/2010/wordprocessingShape" mc:Ignorable="w14 w15 w16se w16cid wp14">
   <w:p>
     <w:pPr>
@@ -1486,16 +1257,6 @@
         </wp:anchor>
       </w:drawing>
     </w:r>
-  </w:p>
-</w:hdr>
-</file>
-
-<file path=word/header3.xml><?xml version="1.0" encoding="utf-8"?>
-<w:hdr xmlns:wpc="http://schemas.microsoft.com/office/word/2010/wordprocessingCanvas" xmlns:cx="http://schemas.microsoft.com/office/drawing/2014/chartex" xmlns:cx1="http://schemas.microsoft.com/office/drawing/2015/9/8/chartex" xmlns:cx2="http://schemas.microsoft.com/office/drawing/2015/10/21/chartex" xmlns:cx3="http://schemas.microsoft.com/office/drawing/2016/5/9/chartex" xmlns:cx4="http://schemas.microsoft.com/office/drawing/2016/5/10/chartex" xmlns:cx5="http://schemas.microsoft.com/office/drawing/2016/5/11/chartex" xmlns:cx6="http://schemas.microsoft.com/office/drawing/2016/5/12/chartex" xmlns:cx7="http://schemas.microsoft.com/office/drawing/2016/5/13/chartex" xmlns:cx8="http://schemas.microsoft.com/office/drawing/2016/5/14/chartex" xmlns:mc="http://schemas.openxmlformats.org/markup-compatibility/2006" xmlns:aink="http://schemas.microsoft.com/office/drawing/2016/ink" xmlns:am3d="http://schemas.microsoft.com/office/drawing/2017/model3d" xmlns:o="urn:schemas-microsoft-com:office:office" xmlns:r="http://schemas.openxmlformats.org/officeDocument/2006/relationships" xmlns:m="http://schemas.openxmlformats.org/officeDocument/2006/math" xmlns:v="urn:schemas-microsoft-com:vml" xmlns:wp14="http://schemas.microsoft.com/office/word/2010/wordprocessingDrawing" xmlns:wp="http://schemas.openxmlformats.org/drawingml/2006/wordprocessingDrawing" xmlns:w10="urn:schemas-microsoft-com:office:word" xmlns:w="http://schemas.openxmlformats.org/wordprocessingml/2006/main" xmlns:w14="http://schemas.microsoft.com/office/word/2010/wordml" xmlns:w15="http://schemas.microsoft.com/office/word/2012/wordml" xmlns:w16cid="http://schemas.microsoft.com/office/word/2016/wordml/cid" xmlns:w16se="http://schemas.microsoft.com/office/word/2015/wordml/symex" xmlns:wpg="http://schemas.microsoft.com/office/word/2010/wordprocessingGroup" xmlns:wpi="http://schemas.microsoft.com/office/word/2010/wordprocessingInk" xmlns:wne="http://schemas.microsoft.com/office/word/2006/wordml" xmlns:wps="http://schemas.microsoft.com/office/word/2010/wordprocessingShape" mc:Ignorable="w14 w15 w16se w16cid wp14">
-  <w:p>
-    <w:pPr>
-      <w:pStyle w:val="a6"/>
-    </w:pPr>
   </w:p>
 </w:hdr>
 </file>
@@ -2863,7 +2624,7 @@
 </file>
 
 <file path=customXml/itemProps1.xml><?xml version="1.0" encoding="utf-8"?>
-<ds:datastoreItem xmlns:ds="http://schemas.openxmlformats.org/officeDocument/2006/customXml" ds:itemID="{B73CC3DD-230B-40FB-8A5F-2BF2BA2D3A38}">
+<ds:datastoreItem xmlns:ds="http://schemas.openxmlformats.org/officeDocument/2006/customXml" ds:itemID="{DC3530ED-7428-41C7-A7B2-D97D042834C7}">
   <ds:schemaRefs>
     <ds:schemaRef ds:uri="http://schemas.openxmlformats.org/officeDocument/2006/bibliography"/>
   </ds:schemaRefs>

--- a/public/template_kp.docx
+++ b/public/template_kp.docx
@@ -31,6 +31,8 @@
         </w:rPr>
         <w:t>на поставку кирпича</w:t>
       </w:r>
+      <w:bookmarkStart w:id="0" w:name="_GoBack"/>
+      <w:bookmarkEnd w:id="0"/>
     </w:p>
     <w:p>
       <w:pPr>
@@ -178,7 +180,7 @@
                 <w:szCs w:val="24"/>
               </w:rPr>
             </w:pPr>
-            <w:bookmarkStart w:id="0" w:name="_Hlk177739609"/>
+            <w:bookmarkStart w:id="1" w:name="_Hlk177739609"/>
             <w:r>
               <w:rPr>
                 <w:rFonts w:ascii="Times New Roman" w:hAnsi="Times New Roman" w:cs="Times New Roman"/>
@@ -376,7 +378,7 @@
           </w:p>
         </w:tc>
       </w:tr>
-      <w:bookmarkEnd w:id="0"/>
+      <w:bookmarkEnd w:id="1"/>
       <w:tr>
         <w:tblPrEx>
           <w:jc w:val="left"/>
@@ -515,6 +517,7 @@
           </w:tcPr>
           <w:p>
             <w:pPr>
+              <w:jc w:val="center"/>
               <w:rPr>
                 <w:noProof/>
                 <w:lang w:val="en-US"/>
@@ -543,6 +546,17 @@
                 <w:lang w:val="en-GB"/>
               </w:rPr>
             </w:pPr>
+          </w:p>
+          <w:p>
+            <w:pPr>
+              <w:jc w:val="center"/>
+              <w:rPr>
+                <w:rFonts w:ascii="Times New Roman" w:hAnsi="Times New Roman" w:cs="Times New Roman"/>
+                <w:sz w:val="24"/>
+                <w:szCs w:val="24"/>
+                <w:lang w:val="en-GB"/>
+              </w:rPr>
+            </w:pPr>
             <w:r>
               <w:rPr>
                 <w:rFonts w:ascii="Times New Roman" w:hAnsi="Times New Roman" w:cs="Times New Roman"/>
@@ -568,6 +582,17 @@
                 <w:lang w:val="en-GB"/>
               </w:rPr>
             </w:pPr>
+          </w:p>
+          <w:p>
+            <w:pPr>
+              <w:jc w:val="center"/>
+              <w:rPr>
+                <w:rFonts w:ascii="Times New Roman" w:hAnsi="Times New Roman" w:cs="Times New Roman"/>
+                <w:sz w:val="24"/>
+                <w:szCs w:val="24"/>
+                <w:lang w:val="en-GB"/>
+              </w:rPr>
+            </w:pPr>
             <w:r>
               <w:rPr>
                 <w:rFonts w:ascii="Times New Roman" w:hAnsi="Times New Roman" w:cs="Times New Roman"/>
@@ -592,6 +617,16 @@
                 <w:szCs w:val="24"/>
               </w:rPr>
             </w:pPr>
+          </w:p>
+          <w:p>
+            <w:pPr>
+              <w:jc w:val="center"/>
+              <w:rPr>
+                <w:rFonts w:ascii="Times New Roman" w:hAnsi="Times New Roman" w:cs="Times New Roman"/>
+                <w:sz w:val="24"/>
+                <w:szCs w:val="24"/>
+              </w:rPr>
+            </w:pPr>
             <w:r>
               <w:rPr>
                 <w:rFonts w:ascii="Times New Roman" w:hAnsi="Times New Roman" w:cs="Times New Roman"/>
@@ -615,6 +650,16 @@
                 <w:szCs w:val="24"/>
               </w:rPr>
             </w:pPr>
+          </w:p>
+          <w:p>
+            <w:pPr>
+              <w:jc w:val="center"/>
+              <w:rPr>
+                <w:rFonts w:ascii="Times New Roman" w:hAnsi="Times New Roman" w:cs="Times New Roman"/>
+                <w:sz w:val="24"/>
+                <w:szCs w:val="24"/>
+              </w:rPr>
+            </w:pPr>
             <w:r>
               <w:rPr>
                 <w:rFonts w:ascii="Times New Roman" w:hAnsi="Times New Roman" w:cs="Times New Roman"/>
@@ -629,6 +674,16 @@
           <w:tcPr>
             <w:tcW w:w="1984" w:type="dxa"/>
           </w:tcPr>
+          <w:p>
+            <w:pPr>
+              <w:jc w:val="center"/>
+              <w:rPr>
+                <w:rFonts w:ascii="Times New Roman" w:hAnsi="Times New Roman" w:cs="Times New Roman"/>
+                <w:sz w:val="24"/>
+                <w:szCs w:val="24"/>
+              </w:rPr>
+            </w:pPr>
+          </w:p>
           <w:p>
             <w:pPr>
               <w:jc w:val="center"/>
@@ -763,6 +818,7 @@
           </w:tcPr>
           <w:p>
             <w:pPr>
+              <w:jc w:val="center"/>
               <w:rPr>
                 <w:rFonts w:ascii="Times New Roman" w:hAnsi="Times New Roman" w:cs="Times New Roman"/>
                 <w:sz w:val="24"/>
@@ -937,8 +993,6 @@
           <w:rFonts w:ascii="Times New Roman" w:hAnsi="Times New Roman" w:cs="Times New Roman"/>
         </w:rPr>
       </w:pPr>
-      <w:bookmarkStart w:id="1" w:name="_GoBack"/>
-      <w:bookmarkEnd w:id="1"/>
     </w:p>
     <w:p>
       <w:pPr>
@@ -1136,25 +1190,7 @@
         <w:szCs w:val="20"/>
         <w:lang w:val="en-US"/>
       </w:rPr>
-      <w:t>{{KP_SELLER_LEGAL_ENTITY}}</w:t>
-    </w:r>
-    <w:r>
-      <w:rPr>
-        <w:rFonts w:ascii="Times New Roman" w:hAnsi="Times New Roman" w:cs="Times New Roman"/>
-        <w:sz w:val="20"/>
-        <w:szCs w:val="20"/>
-        <w:lang w:val="en-US"/>
-      </w:rPr>
-      <w:t xml:space="preserve"> </w:t>
-    </w:r>
-    <w:r>
-      <w:rPr>
-        <w:rFonts w:ascii="Times New Roman" w:hAnsi="Times New Roman" w:cs="Times New Roman"/>
-        <w:sz w:val="20"/>
-        <w:szCs w:val="20"/>
-        <w:lang w:val="en-US"/>
-      </w:rPr>
-      <w:t>{{KP_SELLER_LEGAL_ENTITY_ADDRESS}}</w:t>
+      <w:t>{{KP_SELLER_LEGAL_ENTITY}} {{KP_SELLER_LEGAL_ENTITY_ADDRESS}}</w:t>
     </w:r>
   </w:p>
 </w:ftr>
@@ -2624,7 +2660,7 @@
 </file>
 
 <file path=customXml/itemProps1.xml><?xml version="1.0" encoding="utf-8"?>
-<ds:datastoreItem xmlns:ds="http://schemas.openxmlformats.org/officeDocument/2006/customXml" ds:itemID="{DC3530ED-7428-41C7-A7B2-D97D042834C7}">
+<ds:datastoreItem xmlns:ds="http://schemas.openxmlformats.org/officeDocument/2006/customXml" ds:itemID="{8F17DD64-CA81-443B-BD14-A08EC0FA5AF4}">
   <ds:schemaRefs>
     <ds:schemaRef ds:uri="http://schemas.openxmlformats.org/officeDocument/2006/bibliography"/>
   </ds:schemaRefs>

--- a/public/template_kp.docx
+++ b/public/template_kp.docx
@@ -31,8 +31,6 @@
         </w:rPr>
         <w:t>на поставку кирпича</w:t>
       </w:r>
-      <w:bookmarkStart w:id="0" w:name="_GoBack"/>
-      <w:bookmarkEnd w:id="0"/>
     </w:p>
     <w:p>
       <w:pPr>
@@ -180,7 +178,7 @@
                 <w:szCs w:val="24"/>
               </w:rPr>
             </w:pPr>
-            <w:bookmarkStart w:id="1" w:name="_Hlk177739609"/>
+            <w:bookmarkStart w:id="0" w:name="_Hlk177739609"/>
             <w:r>
               <w:rPr>
                 <w:rFonts w:ascii="Times New Roman" w:hAnsi="Times New Roman" w:cs="Times New Roman"/>
@@ -378,7 +376,7 @@
           </w:p>
         </w:tc>
       </w:tr>
-      <w:bookmarkEnd w:id="1"/>
+      <w:bookmarkEnd w:id="0"/>
       <w:tr>
         <w:tblPrEx>
           <w:jc w:val="left"/>
@@ -1075,53 +1073,28 @@
       <w:pPr>
         <w:spacing w:after="0"/>
         <w:rPr>
-          <w:sz w:val="18"/>
-          <w:szCs w:val="18"/>
-        </w:rPr>
-      </w:pPr>
-      <w:r>
-        <w:rPr>
-          <w:sz w:val="18"/>
-          <w:szCs w:val="18"/>
-        </w:rPr>
-        <w:t xml:space="preserve">Исп.: </w:t>
-      </w:r>
-      <w:r>
-        <w:rPr>
-          <w:sz w:val="18"/>
-          <w:szCs w:val="18"/>
-        </w:rPr>
-        <w:t>{{</w:t>
-      </w:r>
-      <w:r>
-        <w:rPr>
-          <w:sz w:val="18"/>
-          <w:szCs w:val="18"/>
-          <w:lang w:val="en-US"/>
-        </w:rPr>
-        <w:t>MANAGER</w:t>
-      </w:r>
-      <w:r>
-        <w:rPr>
-          <w:sz w:val="18"/>
-          <w:szCs w:val="18"/>
-        </w:rPr>
-        <w:t>_</w:t>
-      </w:r>
-      <w:r>
-        <w:rPr>
-          <w:sz w:val="18"/>
-          <w:szCs w:val="18"/>
-          <w:lang w:val="en-US"/>
-        </w:rPr>
-        <w:t>NAME</w:t>
-      </w:r>
-      <w:r>
-        <w:rPr>
-          <w:sz w:val="18"/>
-          <w:szCs w:val="18"/>
-        </w:rPr>
-        <w:t>}}</w:t>
+          <w:rFonts w:ascii="Times New Roman" w:hAnsi="Times New Roman" w:cs="Times New Roman"/>
+        </w:rPr>
+      </w:pPr>
+      <w:r>
+        <w:rPr>
+          <w:rFonts w:ascii="Times New Roman" w:hAnsi="Times New Roman" w:cs="Times New Roman"/>
+        </w:rPr>
+        <w:t>Куратор проекта</w:t>
+      </w:r>
+      <w:bookmarkStart w:id="1" w:name="_GoBack"/>
+      <w:bookmarkEnd w:id="1"/>
+      <w:r>
+        <w:rPr>
+          <w:rFonts w:ascii="Times New Roman" w:hAnsi="Times New Roman" w:cs="Times New Roman"/>
+        </w:rPr>
+        <w:t xml:space="preserve">: </w:t>
+      </w:r>
+      <w:r>
+        <w:rPr>
+          <w:rFonts w:ascii="Times New Roman" w:hAnsi="Times New Roman" w:cs="Times New Roman"/>
+        </w:rPr>
+        <w:t>{{MANAGER_NAME}}</w:t>
       </w:r>
     </w:p>
     <w:p>
@@ -2660,7 +2633,7 @@
 </file>
 
 <file path=customXml/itemProps1.xml><?xml version="1.0" encoding="utf-8"?>
-<ds:datastoreItem xmlns:ds="http://schemas.openxmlformats.org/officeDocument/2006/customXml" ds:itemID="{8F17DD64-CA81-443B-BD14-A08EC0FA5AF4}">
+<ds:datastoreItem xmlns:ds="http://schemas.openxmlformats.org/officeDocument/2006/customXml" ds:itemID="{DE2605B1-E62F-46E8-B002-30A658130BBE}">
   <ds:schemaRefs>
     <ds:schemaRef ds:uri="http://schemas.openxmlformats.org/officeDocument/2006/bibliography"/>
   </ds:schemaRefs>

--- a/public/template_kp.docx
+++ b/public/template_kp.docx
@@ -255,15 +255,39 @@
                 <w:sz w:val="24"/>
                 <w:szCs w:val="24"/>
               </w:rPr>
-              <w:t>(руб.</w:t>
-            </w:r>
-            <w:r>
-              <w:rPr>
-                <w:rFonts w:ascii="Times New Roman" w:hAnsi="Times New Roman" w:cs="Times New Roman"/>
-                <w:sz w:val="24"/>
-                <w:szCs w:val="24"/>
-              </w:rPr>
-              <w:t>)     с</w:t>
+              <w:t>(</w:t>
+            </w:r>
+            <w:r>
+              <w:rPr>
+                <w:rFonts w:ascii="Times New Roman" w:hAnsi="Times New Roman" w:cs="Times New Roman"/>
+                <w:sz w:val="24"/>
+                <w:szCs w:val="24"/>
+              </w:rPr>
+              <w:t>{{CURRENCY}}</w:t>
+            </w:r>
+            <w:r>
+              <w:rPr>
+                <w:rFonts w:ascii="Times New Roman" w:hAnsi="Times New Roman" w:cs="Times New Roman"/>
+                <w:sz w:val="24"/>
+                <w:szCs w:val="24"/>
+              </w:rPr>
+              <w:t>)</w:t>
+            </w:r>
+            <w:r>
+              <w:rPr>
+                <w:rFonts w:ascii="Times New Roman" w:hAnsi="Times New Roman" w:cs="Times New Roman"/>
+                <w:sz w:val="24"/>
+                <w:szCs w:val="24"/>
+              </w:rPr>
+              <w:t xml:space="preserve"> </w:t>
+            </w:r>
+            <w:r>
+              <w:rPr>
+                <w:rFonts w:ascii="Times New Roman" w:hAnsi="Times New Roman" w:cs="Times New Roman"/>
+                <w:sz w:val="24"/>
+                <w:szCs w:val="24"/>
+              </w:rPr>
+              <w:t>с</w:t>
             </w:r>
             <w:r>
               <w:rPr>
@@ -294,7 +318,25 @@
                 <w:sz w:val="24"/>
                 <w:szCs w:val="24"/>
               </w:rPr>
-              <w:t>Цена за 1м2 изделия, руб.        с НДС</w:t>
+              <w:t xml:space="preserve">Цена за 1м2 изделия, </w:t>
+            </w:r>
+            <w:bookmarkStart w:id="1" w:name="_GoBack"/>
+            <w:r>
+              <w:rPr>
+                <w:rFonts w:ascii="Times New Roman" w:hAnsi="Times New Roman" w:cs="Times New Roman"/>
+                <w:sz w:val="24"/>
+                <w:szCs w:val="24"/>
+              </w:rPr>
+              <w:t>{{CURRENCY}}</w:t>
+            </w:r>
+            <w:bookmarkEnd w:id="1"/>
+            <w:r>
+              <w:rPr>
+                <w:rFonts w:ascii="Times New Roman" w:hAnsi="Times New Roman" w:cs="Times New Roman"/>
+                <w:sz w:val="24"/>
+                <w:szCs w:val="24"/>
+              </w:rPr>
+              <w:t xml:space="preserve"> с НДС</w:t>
             </w:r>
           </w:p>
         </w:tc>
@@ -1082,8 +1124,6 @@
         </w:rPr>
         <w:t>Куратор проекта</w:t>
       </w:r>
-      <w:bookmarkStart w:id="1" w:name="_GoBack"/>
-      <w:bookmarkEnd w:id="1"/>
       <w:r>
         <w:rPr>
           <w:rFonts w:ascii="Times New Roman" w:hAnsi="Times New Roman" w:cs="Times New Roman"/>
@@ -2633,7 +2673,7 @@
 </file>
 
 <file path=customXml/itemProps1.xml><?xml version="1.0" encoding="utf-8"?>
-<ds:datastoreItem xmlns:ds="http://schemas.openxmlformats.org/officeDocument/2006/customXml" ds:itemID="{DE2605B1-E62F-46E8-B002-30A658130BBE}">
+<ds:datastoreItem xmlns:ds="http://schemas.openxmlformats.org/officeDocument/2006/customXml" ds:itemID="{B72219DA-5076-4AE7-9835-E6EC130A62AB}">
   <ds:schemaRefs>
     <ds:schemaRef ds:uri="http://schemas.openxmlformats.org/officeDocument/2006/bibliography"/>
   </ds:schemaRefs>

--- a/public/template_kp.docx
+++ b/public/template_kp.docx
@@ -318,17 +318,33 @@
                 <w:sz w:val="24"/>
                 <w:szCs w:val="24"/>
               </w:rPr>
-              <w:t xml:space="preserve">Цена за 1м2 изделия, </w:t>
+              <w:t xml:space="preserve">Цена за 1м2 изделия </w:t>
+            </w:r>
+            <w:r>
+              <w:rPr>
+                <w:rFonts w:ascii="Times New Roman" w:hAnsi="Times New Roman" w:cs="Times New Roman"/>
+                <w:sz w:val="24"/>
+                <w:szCs w:val="24"/>
+              </w:rPr>
+              <w:t>(</w:t>
+            </w:r>
+            <w:r>
+              <w:rPr>
+                <w:rFonts w:ascii="Times New Roman" w:hAnsi="Times New Roman" w:cs="Times New Roman"/>
+                <w:sz w:val="24"/>
+                <w:szCs w:val="24"/>
+              </w:rPr>
+              <w:t>{{CURRENCY}}</w:t>
+            </w:r>
+            <w:r>
+              <w:rPr>
+                <w:rFonts w:ascii="Times New Roman" w:hAnsi="Times New Roman" w:cs="Times New Roman"/>
+                <w:sz w:val="24"/>
+                <w:szCs w:val="24"/>
+              </w:rPr>
+              <w:t>)</w:t>
             </w:r>
             <w:bookmarkStart w:id="1" w:name="_GoBack"/>
-            <w:r>
-              <w:rPr>
-                <w:rFonts w:ascii="Times New Roman" w:hAnsi="Times New Roman" w:cs="Times New Roman"/>
-                <w:sz w:val="24"/>
-                <w:szCs w:val="24"/>
-              </w:rPr>
-              <w:t>{{CURRENCY}}</w:t>
-            </w:r>
             <w:bookmarkEnd w:id="1"/>
             <w:r>
               <w:rPr>
@@ -2673,7 +2689,7 @@
 </file>
 
 <file path=customXml/itemProps1.xml><?xml version="1.0" encoding="utf-8"?>
-<ds:datastoreItem xmlns:ds="http://schemas.openxmlformats.org/officeDocument/2006/customXml" ds:itemID="{B72219DA-5076-4AE7-9835-E6EC130A62AB}">
+<ds:datastoreItem xmlns:ds="http://schemas.openxmlformats.org/officeDocument/2006/customXml" ds:itemID="{F9FE5656-8743-4144-8F69-62E9E630B1EE}">
   <ds:schemaRefs>
     <ds:schemaRef ds:uri="http://schemas.openxmlformats.org/officeDocument/2006/bibliography"/>
   </ds:schemaRefs>

--- a/public/template_kp.docx
+++ b/public/template_kp.docx
@@ -344,8 +344,6 @@
               </w:rPr>
               <w:t>)</w:t>
             </w:r>
-            <w:bookmarkStart w:id="1" w:name="_GoBack"/>
-            <w:bookmarkEnd w:id="1"/>
             <w:r>
               <w:rPr>
                 <w:rFonts w:ascii="Times New Roman" w:hAnsi="Times New Roman" w:cs="Times New Roman"/>
@@ -1044,34 +1042,57 @@
     <w:p>
       <w:pPr>
         <w:spacing w:after="0"/>
-        <w:ind w:right="-709"/>
-        <w:rPr>
-          <w:rFonts w:ascii="Times New Roman" w:hAnsi="Times New Roman" w:cs="Times New Roman"/>
-        </w:rPr>
-      </w:pPr>
+        <w:rPr>
+          <w:rFonts w:ascii="Times New Roman" w:hAnsi="Times New Roman" w:cs="Times New Roman"/>
+          <w:lang w:val="en-US"/>
+        </w:rPr>
+      </w:pPr>
+      <w:r>
+        <w:rPr>
+          <w:lang w:val="en-US"/>
+        </w:rPr>
+        <w:t>{{CURRENCY_NOTE}}</w:t>
+      </w:r>
+      <w:bookmarkStart w:id="1" w:name="_GoBack"/>
+      <w:bookmarkEnd w:id="1"/>
     </w:p>
     <w:p>
       <w:pPr>
         <w:spacing w:after="0"/>
-        <w:ind w:left="-709" w:right="-709"/>
-        <w:rPr>
-          <w:rFonts w:ascii="Times New Roman" w:hAnsi="Times New Roman" w:cs="Times New Roman"/>
+        <w:ind w:right="-709"/>
+        <w:rPr>
+          <w:rFonts w:ascii="Times New Roman" w:hAnsi="Times New Roman" w:cs="Times New Roman"/>
+          <w:lang w:val="en-US"/>
         </w:rPr>
       </w:pPr>
     </w:p>
     <w:p>
       <w:pPr>
         <w:spacing w:after="0"/>
-      </w:pPr>
-      <w:r>
-        <w:rPr>
-          <w:rFonts w:ascii="Times New Roman" w:hAnsi="Times New Roman" w:cs="Times New Roman"/>
-        </w:rPr>
-        <w:t>С уважением,</w:t>
-      </w:r>
-      <w:r>
-        <w:rPr>
-          <w:rFonts w:ascii="Times New Roman" w:hAnsi="Times New Roman" w:cs="Times New Roman"/>
+        <w:ind w:left="-709" w:right="-709"/>
+        <w:rPr>
+          <w:rFonts w:ascii="Times New Roman" w:hAnsi="Times New Roman" w:cs="Times New Roman"/>
+          <w:lang w:val="en-US"/>
+        </w:rPr>
+      </w:pPr>
+    </w:p>
+    <w:p>
+      <w:pPr>
+        <w:spacing w:after="0"/>
+        <w:rPr>
+          <w:lang w:val="en-US"/>
+        </w:rPr>
+      </w:pPr>
+      <w:r>
+        <w:rPr>
+          <w:rFonts w:ascii="Times New Roman" w:hAnsi="Times New Roman" w:cs="Times New Roman"/>
+        </w:rPr>
+        <w:t>С</w:t>
+      </w:r>
+      <w:r>
+        <w:rPr>
+          <w:rFonts w:ascii="Times New Roman" w:hAnsi="Times New Roman" w:cs="Times New Roman"/>
+          <w:lang w:val="en-US"/>
         </w:rPr>
         <w:t xml:space="preserve"> </w:t>
       </w:r>
@@ -1079,51 +1100,46 @@
         <w:rPr>
           <w:rFonts w:ascii="Times New Roman" w:hAnsi="Times New Roman" w:cs="Times New Roman"/>
         </w:rPr>
-        <w:t>Диляра</w:t>
-      </w:r>
-      <w:r>
-        <w:rPr>
-          <w:rFonts w:ascii="Times New Roman" w:hAnsi="Times New Roman" w:cs="Times New Roman"/>
-        </w:rPr>
-        <w:t xml:space="preserve"> Аухадуллина</w:t>
-      </w:r>
-      <w:r>
-        <w:rPr>
-          <w:rFonts w:ascii="Times New Roman" w:hAnsi="Times New Roman" w:cs="Times New Roman"/>
+        <w:t>уважением</w:t>
+      </w:r>
+      <w:r>
+        <w:rPr>
+          <w:rFonts w:ascii="Times New Roman" w:hAnsi="Times New Roman" w:cs="Times New Roman"/>
+          <w:lang w:val="en-US"/>
+        </w:rPr>
+        <w:t>,</w:t>
+      </w:r>
+      <w:r>
+        <w:rPr>
+          <w:rFonts w:ascii="Times New Roman" w:hAnsi="Times New Roman" w:cs="Times New Roman"/>
+          <w:lang w:val="en-US"/>
+        </w:rPr>
+        <w:t xml:space="preserve"> </w:t>
+      </w:r>
+      <w:r>
+        <w:rPr>
+          <w:rFonts w:ascii="Times New Roman" w:hAnsi="Times New Roman" w:cs="Times New Roman"/>
+          <w:lang w:val="en-US"/>
+        </w:rPr>
+        <w:t>{{KP_SELLER_LEGAL_ENTITY_DIRECTOR}}</w:t>
+      </w:r>
+      <w:r>
+        <w:rPr>
+          <w:rFonts w:ascii="Times New Roman" w:hAnsi="Times New Roman" w:cs="Times New Roman"/>
+          <w:lang w:val="en-US"/>
         </w:rPr>
         <w:t xml:space="preserve">, </w:t>
       </w:r>
       <w:r>
-        <w:t>+7</w:t>
-      </w:r>
-      <w:r>
-        <w:t> </w:t>
-      </w:r>
-      <w:r>
-        <w:t>9</w:t>
-      </w:r>
-      <w:r>
-        <w:t>8</w:t>
-      </w:r>
-      <w:r>
-        <w:t>7 </w:t>
-      </w:r>
-      <w:r>
-        <w:t>175</w:t>
-      </w:r>
-      <w:r>
-        <w:t xml:space="preserve"> </w:t>
-      </w:r>
-      <w:r>
-        <w:t>00</w:t>
-      </w:r>
-      <w:r>
-        <w:t xml:space="preserve"> </w:t>
-      </w:r>
-      <w:r>
-        <w:t>01</w:t>
-      </w:r>
-      <w:r>
+        <w:rPr>
+          <w:lang w:val="en-US"/>
+        </w:rPr>
+        <w:t>{{KP_SELLER_LEGAL_ENTITY_DIRECTOR_PHONE}}</w:t>
+      </w:r>
+      <w:r>
+        <w:rPr>
+          <w:lang w:val="en-US"/>
+        </w:rPr>
         <w:tab/>
       </w:r>
     </w:p>
@@ -1219,7 +1235,121 @@
         <w:szCs w:val="20"/>
         <w:lang w:val="en-US"/>
       </w:rPr>
-      <w:t>{{KP_SELLER_LEGAL_ENTITY}} {{KP_SELLER_LEGAL_ENTITY_ADDRESS}}</w:t>
+      <w:t xml:space="preserve">{{KP_SELLER_LEGAL_ENTITY}}, </w:t>
+    </w:r>
+    <w:r>
+      <w:rPr>
+        <w:rFonts w:ascii="Times New Roman" w:hAnsi="Times New Roman" w:cs="Times New Roman"/>
+        <w:sz w:val="20"/>
+        <w:szCs w:val="20"/>
+        <w:lang w:val="en-US"/>
+      </w:rPr>
+      <w:t>{{KP_SELLER_LEGAL_ENTITY_ADDRESS}}</w:t>
+    </w:r>
+  </w:p>
+  <w:p>
+    <w:pPr>
+      <w:pStyle w:val="a8"/>
+      <w:jc w:val="center"/>
+      <w:rPr>
+        <w:rFonts w:ascii="Times New Roman" w:hAnsi="Times New Roman" w:cs="Times New Roman"/>
+        <w:sz w:val="20"/>
+        <w:szCs w:val="20"/>
+        <w:lang w:val="en-US"/>
+      </w:rPr>
+    </w:pPr>
+    <w:r>
+      <w:rPr>
+        <w:rFonts w:ascii="Times New Roman" w:hAnsi="Times New Roman" w:cs="Times New Roman"/>
+        <w:sz w:val="20"/>
+        <w:szCs w:val="20"/>
+        <w:lang w:val="en-US"/>
+      </w:rPr>
+      <w:t>{{KP_SELLER_LEGAL_ENTITY_OGRN_OKPO}}, {{KP_SELLER_LEGAL_ENTITY_INN_KPP}}</w:t>
+    </w:r>
+  </w:p>
+  <w:p>
+    <w:pPr>
+      <w:pStyle w:val="a8"/>
+      <w:jc w:val="center"/>
+      <w:rPr>
+        <w:rFonts w:ascii="Times New Roman" w:hAnsi="Times New Roman" w:cs="Times New Roman"/>
+        <w:sz w:val="20"/>
+        <w:szCs w:val="20"/>
+        <w:lang w:val="en-US"/>
+      </w:rPr>
+    </w:pPr>
+    <w:r>
+      <w:rPr>
+        <w:rFonts w:ascii="Times New Roman" w:hAnsi="Times New Roman" w:cs="Times New Roman"/>
+        <w:sz w:val="20"/>
+        <w:szCs w:val="20"/>
+        <w:lang w:val="en-US"/>
+      </w:rPr>
+      <w:t>{{KP_SELLER_LEGAL_ENTITY_BANK_DETAILS}}</w:t>
+    </w:r>
+  </w:p>
+  <w:p>
+    <w:pPr>
+      <w:pStyle w:val="a8"/>
+      <w:jc w:val="center"/>
+      <w:rPr>
+        <w:rFonts w:ascii="Times New Roman" w:hAnsi="Times New Roman" w:cs="Times New Roman"/>
+        <w:sz w:val="20"/>
+        <w:szCs w:val="20"/>
+        <w:lang w:val="en-US"/>
+      </w:rPr>
+    </w:pPr>
+    <w:r>
+      <w:rPr>
+        <w:rFonts w:ascii="Times New Roman" w:hAnsi="Times New Roman" w:cs="Times New Roman"/>
+        <w:sz w:val="20"/>
+        <w:szCs w:val="20"/>
+      </w:rPr>
+      <w:t>Генеральный</w:t>
+    </w:r>
+    <w:r>
+      <w:rPr>
+        <w:rFonts w:ascii="Times New Roman" w:hAnsi="Times New Roman" w:cs="Times New Roman"/>
+        <w:sz w:val="20"/>
+        <w:szCs w:val="20"/>
+        <w:lang w:val="en-US"/>
+      </w:rPr>
+      <w:t xml:space="preserve"> </w:t>
+    </w:r>
+    <w:r>
+      <w:rPr>
+        <w:rFonts w:ascii="Times New Roman" w:hAnsi="Times New Roman" w:cs="Times New Roman"/>
+        <w:sz w:val="20"/>
+        <w:szCs w:val="20"/>
+      </w:rPr>
+      <w:t>директор</w:t>
+    </w:r>
+    <w:r>
+      <w:rPr>
+        <w:rFonts w:ascii="Times New Roman" w:hAnsi="Times New Roman" w:cs="Times New Roman"/>
+        <w:sz w:val="20"/>
+        <w:szCs w:val="20"/>
+        <w:lang w:val="en-US"/>
+      </w:rPr>
+      <w:t xml:space="preserve"> {{KP_SELLER_LEGAL_ENTITY_DIRECTOR}}, </w:t>
+    </w:r>
+    <w:r>
+      <w:rPr>
+        <w:rFonts w:ascii="Times New Roman" w:hAnsi="Times New Roman" w:cs="Times New Roman"/>
+        <w:sz w:val="20"/>
+        <w:szCs w:val="20"/>
+      </w:rPr>
+      <w:t>Тел</w:t>
+    </w:r>
+    <w:r>
+      <w:rPr>
+        <w:rFonts w:ascii="Times New Roman" w:hAnsi="Times New Roman" w:cs="Times New Roman"/>
+        <w:sz w:val="20"/>
+        <w:szCs w:val="20"/>
+        <w:lang w:val="en-US"/>
+      </w:rPr>
+      <w:t>. {{KP_SELLER_LEGAL_ENTITY_DIRECTOR_PHONE}}</w:t>
     </w:r>
   </w:p>
 </w:ftr>
@@ -2689,7 +2819,7 @@
 </file>
 
 <file path=customXml/itemProps1.xml><?xml version="1.0" encoding="utf-8"?>
-<ds:datastoreItem xmlns:ds="http://schemas.openxmlformats.org/officeDocument/2006/customXml" ds:itemID="{F9FE5656-8743-4144-8F69-62E9E630B1EE}">
+<ds:datastoreItem xmlns:ds="http://schemas.openxmlformats.org/officeDocument/2006/customXml" ds:itemID="{AC18108A-9336-4A6F-922A-AE28139646B8}">
   <ds:schemaRefs>
     <ds:schemaRef ds:uri="http://schemas.openxmlformats.org/officeDocument/2006/bibliography"/>
   </ds:schemaRefs>

--- a/public/template_kp.docx
+++ b/public/template_kp.docx
@@ -1053,8 +1053,6 @@
         </w:rPr>
         <w:t>{{CURRENCY_NOTE}}</w:t>
       </w:r>
-      <w:bookmarkStart w:id="1" w:name="_GoBack"/>
-      <w:bookmarkEnd w:id="1"/>
     </w:p>
     <w:p>
       <w:pPr>
@@ -1179,8 +1177,12 @@
       </w:pPr>
     </w:p>
     <w:sectPr>
-      <w:headerReference w:type="default" r:id="rId8"/>
-      <w:footerReference w:type="default" r:id="rId9"/>
+      <w:headerReference w:type="even" r:id="rId8"/>
+      <w:headerReference w:type="default" r:id="rId9"/>
+      <w:footerReference w:type="even" r:id="rId10"/>
+      <w:footerReference w:type="default" r:id="rId11"/>
+      <w:headerReference w:type="first" r:id="rId12"/>
+      <w:footerReference w:type="first" r:id="rId13"/>
       <w:pgSz w:w="16838" w:h="11906" w:orient="landscape"/>
       <w:pgMar w:top="1701" w:right="1134" w:bottom="1416" w:left="1134" w:header="426" w:footer="708" w:gutter="0"/>
       <w:cols w:space="708"/>
@@ -1220,40 +1222,20 @@
   <w:p>
     <w:pPr>
       <w:pStyle w:val="a8"/>
-      <w:jc w:val="center"/>
-      <w:rPr>
-        <w:rFonts w:ascii="Times New Roman" w:hAnsi="Times New Roman" w:cs="Times New Roman"/>
-        <w:sz w:val="20"/>
-        <w:szCs w:val="20"/>
-        <w:lang w:val="en-US"/>
-      </w:rPr>
     </w:pPr>
-    <w:r>
-      <w:rPr>
-        <w:rFonts w:ascii="Times New Roman" w:hAnsi="Times New Roman" w:cs="Times New Roman"/>
-        <w:sz w:val="20"/>
-        <w:szCs w:val="20"/>
-        <w:lang w:val="en-US"/>
-      </w:rPr>
-      <w:t xml:space="preserve">{{KP_SELLER_LEGAL_ENTITY}}, </w:t>
-    </w:r>
-    <w:r>
-      <w:rPr>
-        <w:rFonts w:ascii="Times New Roman" w:hAnsi="Times New Roman" w:cs="Times New Roman"/>
-        <w:sz w:val="20"/>
-        <w:szCs w:val="20"/>
-        <w:lang w:val="en-US"/>
-      </w:rPr>
-      <w:t>{{KP_SELLER_LEGAL_ENTITY_ADDRESS}}</w:t>
-    </w:r>
   </w:p>
+</w:ftr>
+</file>
+
+<file path=word/footer2.xml><?xml version="1.0" encoding="utf-8"?>
+<w:ftr xmlns:wpc="http://schemas.microsoft.com/office/word/2010/wordprocessingCanvas" xmlns:cx="http://schemas.microsoft.com/office/drawing/2014/chartex" xmlns:cx1="http://schemas.microsoft.com/office/drawing/2015/9/8/chartex" xmlns:cx2="http://schemas.microsoft.com/office/drawing/2015/10/21/chartex" xmlns:cx3="http://schemas.microsoft.com/office/drawing/2016/5/9/chartex" xmlns:cx4="http://schemas.microsoft.com/office/drawing/2016/5/10/chartex" xmlns:cx5="http://schemas.microsoft.com/office/drawing/2016/5/11/chartex" xmlns:cx6="http://schemas.microsoft.com/office/drawing/2016/5/12/chartex" xmlns:cx7="http://schemas.microsoft.com/office/drawing/2016/5/13/chartex" xmlns:cx8="http://schemas.microsoft.com/office/drawing/2016/5/14/chartex" xmlns:mc="http://schemas.openxmlformats.org/markup-compatibility/2006" xmlns:aink="http://schemas.microsoft.com/office/drawing/2016/ink" xmlns:am3d="http://schemas.microsoft.com/office/drawing/2017/model3d" xmlns:o="urn:schemas-microsoft-com:office:office" xmlns:r="http://schemas.openxmlformats.org/officeDocument/2006/relationships" xmlns:m="http://schemas.openxmlformats.org/officeDocument/2006/math" xmlns:v="urn:schemas-microsoft-com:vml" xmlns:wp14="http://schemas.microsoft.com/office/word/2010/wordprocessingDrawing" xmlns:wp="http://schemas.openxmlformats.org/drawingml/2006/wordprocessingDrawing" xmlns:w10="urn:schemas-microsoft-com:office:word" xmlns:w="http://schemas.openxmlformats.org/wordprocessingml/2006/main" xmlns:w14="http://schemas.microsoft.com/office/word/2010/wordml" xmlns:w15="http://schemas.microsoft.com/office/word/2012/wordml" xmlns:w16cid="http://schemas.microsoft.com/office/word/2016/wordml/cid" xmlns:w16se="http://schemas.microsoft.com/office/word/2015/wordml/symex" xmlns:wpg="http://schemas.microsoft.com/office/word/2010/wordprocessingGroup" xmlns:wpi="http://schemas.microsoft.com/office/word/2010/wordprocessingInk" xmlns:wne="http://schemas.microsoft.com/office/word/2006/wordml" xmlns:wps="http://schemas.microsoft.com/office/word/2010/wordprocessingShape" mc:Ignorable="w14 w15 w16se w16cid wp14">
   <w:p>
     <w:pPr>
       <w:pStyle w:val="a8"/>
       <w:jc w:val="center"/>
       <w:rPr>
         <w:rFonts w:ascii="Times New Roman" w:hAnsi="Times New Roman" w:cs="Times New Roman"/>
-        <w:sz w:val="20"/>
+        <w:sz w:val="16"/>
         <w:szCs w:val="20"/>
         <w:lang w:val="en-US"/>
       </w:rPr>
@@ -1261,96 +1243,138 @@
     <w:r>
       <w:rPr>
         <w:rFonts w:ascii="Times New Roman" w:hAnsi="Times New Roman" w:cs="Times New Roman"/>
-        <w:sz w:val="20"/>
+        <w:sz w:val="16"/>
         <w:szCs w:val="20"/>
         <w:lang w:val="en-US"/>
       </w:rPr>
+      <w:t xml:space="preserve">{{KP_SELLER_LEGAL_ENTITY}}, </w:t>
+    </w:r>
+    <w:r>
+      <w:rPr>
+        <w:rFonts w:ascii="Times New Roman" w:hAnsi="Times New Roman" w:cs="Times New Roman"/>
+        <w:sz w:val="16"/>
+        <w:szCs w:val="20"/>
+        <w:lang w:val="en-US"/>
+      </w:rPr>
+      <w:t>{{KP_SELLER_LEGAL_ENTITY_ADDRESS}}</w:t>
+    </w:r>
+    <w:r>
+      <w:rPr>
+        <w:rFonts w:ascii="Times New Roman" w:hAnsi="Times New Roman" w:cs="Times New Roman"/>
+        <w:sz w:val="16"/>
+        <w:szCs w:val="20"/>
+        <w:lang w:val="en-US"/>
+      </w:rPr>
+      <w:br/>
+    </w:r>
+    <w:r>
+      <w:rPr>
+        <w:rFonts w:ascii="Times New Roman" w:hAnsi="Times New Roman" w:cs="Times New Roman"/>
+        <w:sz w:val="16"/>
+        <w:szCs w:val="20"/>
+        <w:lang w:val="en-US"/>
+      </w:rPr>
       <w:t>{{KP_SELLER_LEGAL_ENTITY_OGRN_OKPO}}, {{KP_SELLER_LEGAL_ENTITY_INN_KPP}}</w:t>
     </w:r>
+    <w:r>
+      <w:rPr>
+        <w:rFonts w:ascii="Times New Roman" w:hAnsi="Times New Roman" w:cs="Times New Roman"/>
+        <w:sz w:val="16"/>
+        <w:szCs w:val="20"/>
+        <w:lang w:val="en-US"/>
+      </w:rPr>
+      <w:br/>
+    </w:r>
+    <w:r>
+      <w:rPr>
+        <w:rFonts w:ascii="Times New Roman" w:hAnsi="Times New Roman" w:cs="Times New Roman"/>
+        <w:sz w:val="16"/>
+        <w:szCs w:val="20"/>
+        <w:lang w:val="en-US"/>
+      </w:rPr>
+      <w:t>{{KP_SELLER_LEGAL_ENTITY_BANK_DETAILS}}</w:t>
+    </w:r>
+    <w:r>
+      <w:rPr>
+        <w:rFonts w:ascii="Times New Roman" w:hAnsi="Times New Roman" w:cs="Times New Roman"/>
+        <w:sz w:val="16"/>
+        <w:szCs w:val="20"/>
+        <w:lang w:val="en-US"/>
+      </w:rPr>
+      <w:br/>
+    </w:r>
+    <w:r>
+      <w:rPr>
+        <w:rFonts w:ascii="Times New Roman" w:hAnsi="Times New Roman" w:cs="Times New Roman"/>
+        <w:sz w:val="16"/>
+        <w:szCs w:val="20"/>
+      </w:rPr>
+      <w:t>Генеральный</w:t>
+    </w:r>
+    <w:r>
+      <w:rPr>
+        <w:rFonts w:ascii="Times New Roman" w:hAnsi="Times New Roman" w:cs="Times New Roman"/>
+        <w:sz w:val="16"/>
+        <w:szCs w:val="20"/>
+        <w:lang w:val="en-US"/>
+      </w:rPr>
+      <w:t xml:space="preserve"> </w:t>
+    </w:r>
+    <w:r>
+      <w:rPr>
+        <w:rFonts w:ascii="Times New Roman" w:hAnsi="Times New Roman" w:cs="Times New Roman"/>
+        <w:sz w:val="16"/>
+        <w:szCs w:val="20"/>
+      </w:rPr>
+      <w:t>директор</w:t>
+    </w:r>
+    <w:r>
+      <w:rPr>
+        <w:rFonts w:ascii="Times New Roman" w:hAnsi="Times New Roman" w:cs="Times New Roman"/>
+        <w:sz w:val="16"/>
+        <w:szCs w:val="20"/>
+        <w:lang w:val="en-US"/>
+      </w:rPr>
+      <w:t xml:space="preserve"> {{KP_SELLER_LEGAL_ENTITY_DIRECTOR}}, </w:t>
+    </w:r>
+    <w:r>
+      <w:rPr>
+        <w:rFonts w:ascii="Times New Roman" w:hAnsi="Times New Roman" w:cs="Times New Roman"/>
+        <w:sz w:val="16"/>
+        <w:szCs w:val="20"/>
+      </w:rPr>
+      <w:t>Тел</w:t>
+    </w:r>
+    <w:r>
+      <w:rPr>
+        <w:rFonts w:ascii="Times New Roman" w:hAnsi="Times New Roman" w:cs="Times New Roman"/>
+        <w:sz w:val="16"/>
+        <w:szCs w:val="20"/>
+        <w:lang w:val="en-US"/>
+      </w:rPr>
+      <w:t>. {{K</w:t>
+    </w:r>
+    <w:bookmarkStart w:id="1" w:name="_GoBack"/>
+    <w:bookmarkEnd w:id="1"/>
+    <w:r>
+      <w:rPr>
+        <w:rFonts w:ascii="Times New Roman" w:hAnsi="Times New Roman" w:cs="Times New Roman"/>
+        <w:sz w:val="16"/>
+        <w:szCs w:val="20"/>
+        <w:lang w:val="en-US"/>
+      </w:rPr>
+      <w:t>P_SELLER_LEGAL_ENTITY_DIRECTOR_PHONE}}</w:t>
+    </w:r>
   </w:p>
+</w:ftr>
+</file>
+
+<file path=word/footer3.xml><?xml version="1.0" encoding="utf-8"?>
+<w:ftr xmlns:wpc="http://schemas.microsoft.com/office/word/2010/wordprocessingCanvas" xmlns:cx="http://schemas.microsoft.com/office/drawing/2014/chartex" xmlns:cx1="http://schemas.microsoft.com/office/drawing/2015/9/8/chartex" xmlns:cx2="http://schemas.microsoft.com/office/drawing/2015/10/21/chartex" xmlns:cx3="http://schemas.microsoft.com/office/drawing/2016/5/9/chartex" xmlns:cx4="http://schemas.microsoft.com/office/drawing/2016/5/10/chartex" xmlns:cx5="http://schemas.microsoft.com/office/drawing/2016/5/11/chartex" xmlns:cx6="http://schemas.microsoft.com/office/drawing/2016/5/12/chartex" xmlns:cx7="http://schemas.microsoft.com/office/drawing/2016/5/13/chartex" xmlns:cx8="http://schemas.microsoft.com/office/drawing/2016/5/14/chartex" xmlns:mc="http://schemas.openxmlformats.org/markup-compatibility/2006" xmlns:aink="http://schemas.microsoft.com/office/drawing/2016/ink" xmlns:am3d="http://schemas.microsoft.com/office/drawing/2017/model3d" xmlns:o="urn:schemas-microsoft-com:office:office" xmlns:r="http://schemas.openxmlformats.org/officeDocument/2006/relationships" xmlns:m="http://schemas.openxmlformats.org/officeDocument/2006/math" xmlns:v="urn:schemas-microsoft-com:vml" xmlns:wp14="http://schemas.microsoft.com/office/word/2010/wordprocessingDrawing" xmlns:wp="http://schemas.openxmlformats.org/drawingml/2006/wordprocessingDrawing" xmlns:w10="urn:schemas-microsoft-com:office:word" xmlns:w="http://schemas.openxmlformats.org/wordprocessingml/2006/main" xmlns:w14="http://schemas.microsoft.com/office/word/2010/wordml" xmlns:w15="http://schemas.microsoft.com/office/word/2012/wordml" xmlns:w16cid="http://schemas.microsoft.com/office/word/2016/wordml/cid" xmlns:w16se="http://schemas.microsoft.com/office/word/2015/wordml/symex" xmlns:wpg="http://schemas.microsoft.com/office/word/2010/wordprocessingGroup" xmlns:wpi="http://schemas.microsoft.com/office/word/2010/wordprocessingInk" xmlns:wne="http://schemas.microsoft.com/office/word/2006/wordml" xmlns:wps="http://schemas.microsoft.com/office/word/2010/wordprocessingShape" mc:Ignorable="w14 w15 w16se w16cid wp14">
   <w:p>
     <w:pPr>
       <w:pStyle w:val="a8"/>
-      <w:jc w:val="center"/>
-      <w:rPr>
-        <w:rFonts w:ascii="Times New Roman" w:hAnsi="Times New Roman" w:cs="Times New Roman"/>
-        <w:sz w:val="20"/>
-        <w:szCs w:val="20"/>
-        <w:lang w:val="en-US"/>
-      </w:rPr>
     </w:pPr>
-    <w:r>
-      <w:rPr>
-        <w:rFonts w:ascii="Times New Roman" w:hAnsi="Times New Roman" w:cs="Times New Roman"/>
-        <w:sz w:val="20"/>
-        <w:szCs w:val="20"/>
-        <w:lang w:val="en-US"/>
-      </w:rPr>
-      <w:t>{{KP_SELLER_LEGAL_ENTITY_BANK_DETAILS}}</w:t>
-    </w:r>
-  </w:p>
-  <w:p>
-    <w:pPr>
-      <w:pStyle w:val="a8"/>
-      <w:jc w:val="center"/>
-      <w:rPr>
-        <w:rFonts w:ascii="Times New Roman" w:hAnsi="Times New Roman" w:cs="Times New Roman"/>
-        <w:sz w:val="20"/>
-        <w:szCs w:val="20"/>
-        <w:lang w:val="en-US"/>
-      </w:rPr>
-    </w:pPr>
-    <w:r>
-      <w:rPr>
-        <w:rFonts w:ascii="Times New Roman" w:hAnsi="Times New Roman" w:cs="Times New Roman"/>
-        <w:sz w:val="20"/>
-        <w:szCs w:val="20"/>
-      </w:rPr>
-      <w:t>Генеральный</w:t>
-    </w:r>
-    <w:r>
-      <w:rPr>
-        <w:rFonts w:ascii="Times New Roman" w:hAnsi="Times New Roman" w:cs="Times New Roman"/>
-        <w:sz w:val="20"/>
-        <w:szCs w:val="20"/>
-        <w:lang w:val="en-US"/>
-      </w:rPr>
-      <w:t xml:space="preserve"> </w:t>
-    </w:r>
-    <w:r>
-      <w:rPr>
-        <w:rFonts w:ascii="Times New Roman" w:hAnsi="Times New Roman" w:cs="Times New Roman"/>
-        <w:sz w:val="20"/>
-        <w:szCs w:val="20"/>
-      </w:rPr>
-      <w:t>директор</w:t>
-    </w:r>
-    <w:r>
-      <w:rPr>
-        <w:rFonts w:ascii="Times New Roman" w:hAnsi="Times New Roman" w:cs="Times New Roman"/>
-        <w:sz w:val="20"/>
-        <w:szCs w:val="20"/>
-        <w:lang w:val="en-US"/>
-      </w:rPr>
-      <w:t xml:space="preserve"> {{KP_SELLER_LEGAL_ENTITY_DIRECTOR}}, </w:t>
-    </w:r>
-    <w:r>
-      <w:rPr>
-        <w:rFonts w:ascii="Times New Roman" w:hAnsi="Times New Roman" w:cs="Times New Roman"/>
-        <w:sz w:val="20"/>
-        <w:szCs w:val="20"/>
-      </w:rPr>
-      <w:t>Тел</w:t>
-    </w:r>
-    <w:r>
-      <w:rPr>
-        <w:rFonts w:ascii="Times New Roman" w:hAnsi="Times New Roman" w:cs="Times New Roman"/>
-        <w:sz w:val="20"/>
-        <w:szCs w:val="20"/>
-        <w:lang w:val="en-US"/>
-      </w:rPr>
-      <w:t>. {{KP_SELLER_LEGAL_ENTITY_DIRECTOR_PHONE}}</w:t>
-    </w:r>
   </w:p>
 </w:ftr>
 </file>
@@ -1381,6 +1405,16 @@
 </file>
 
 <file path=word/header1.xml><?xml version="1.0" encoding="utf-8"?>
+<w:hdr xmlns:wpc="http://schemas.microsoft.com/office/word/2010/wordprocessingCanvas" xmlns:cx="http://schemas.microsoft.com/office/drawing/2014/chartex" xmlns:cx1="http://schemas.microsoft.com/office/drawing/2015/9/8/chartex" xmlns:cx2="http://schemas.microsoft.com/office/drawing/2015/10/21/chartex" xmlns:cx3="http://schemas.microsoft.com/office/drawing/2016/5/9/chartex" xmlns:cx4="http://schemas.microsoft.com/office/drawing/2016/5/10/chartex" xmlns:cx5="http://schemas.microsoft.com/office/drawing/2016/5/11/chartex" xmlns:cx6="http://schemas.microsoft.com/office/drawing/2016/5/12/chartex" xmlns:cx7="http://schemas.microsoft.com/office/drawing/2016/5/13/chartex" xmlns:cx8="http://schemas.microsoft.com/office/drawing/2016/5/14/chartex" xmlns:mc="http://schemas.openxmlformats.org/markup-compatibility/2006" xmlns:aink="http://schemas.microsoft.com/office/drawing/2016/ink" xmlns:am3d="http://schemas.microsoft.com/office/drawing/2017/model3d" xmlns:o="urn:schemas-microsoft-com:office:office" xmlns:r="http://schemas.openxmlformats.org/officeDocument/2006/relationships" xmlns:m="http://schemas.openxmlformats.org/officeDocument/2006/math" xmlns:v="urn:schemas-microsoft-com:vml" xmlns:wp14="http://schemas.microsoft.com/office/word/2010/wordprocessingDrawing" xmlns:wp="http://schemas.openxmlformats.org/drawingml/2006/wordprocessingDrawing" xmlns:w10="urn:schemas-microsoft-com:office:word" xmlns:w="http://schemas.openxmlformats.org/wordprocessingml/2006/main" xmlns:w14="http://schemas.microsoft.com/office/word/2010/wordml" xmlns:w15="http://schemas.microsoft.com/office/word/2012/wordml" xmlns:w16cid="http://schemas.microsoft.com/office/word/2016/wordml/cid" xmlns:w16se="http://schemas.microsoft.com/office/word/2015/wordml/symex" xmlns:wpg="http://schemas.microsoft.com/office/word/2010/wordprocessingGroup" xmlns:wpi="http://schemas.microsoft.com/office/word/2010/wordprocessingInk" xmlns:wne="http://schemas.microsoft.com/office/word/2006/wordml" xmlns:wps="http://schemas.microsoft.com/office/word/2010/wordprocessingShape" mc:Ignorable="w14 w15 w16se w16cid wp14">
+  <w:p>
+    <w:pPr>
+      <w:pStyle w:val="a6"/>
+    </w:pPr>
+  </w:p>
+</w:hdr>
+</file>
+
+<file path=word/header2.xml><?xml version="1.0" encoding="utf-8"?>
 <w:hdr xmlns:wpc="http://schemas.microsoft.com/office/word/2010/wordprocessingCanvas" xmlns:cx="http://schemas.microsoft.com/office/drawing/2014/chartex" xmlns:cx1="http://schemas.microsoft.com/office/drawing/2015/9/8/chartex" xmlns:cx2="http://schemas.microsoft.com/office/drawing/2015/10/21/chartex" xmlns:cx3="http://schemas.microsoft.com/office/drawing/2016/5/9/chartex" xmlns:cx4="http://schemas.microsoft.com/office/drawing/2016/5/10/chartex" xmlns:cx5="http://schemas.microsoft.com/office/drawing/2016/5/11/chartex" xmlns:cx6="http://schemas.microsoft.com/office/drawing/2016/5/12/chartex" xmlns:cx7="http://schemas.microsoft.com/office/drawing/2016/5/13/chartex" xmlns:cx8="http://schemas.microsoft.com/office/drawing/2016/5/14/chartex" xmlns:mc="http://schemas.openxmlformats.org/markup-compatibility/2006" xmlns:aink="http://schemas.microsoft.com/office/drawing/2016/ink" xmlns:am3d="http://schemas.microsoft.com/office/drawing/2017/model3d" xmlns:o="urn:schemas-microsoft-com:office:office" xmlns:r="http://schemas.openxmlformats.org/officeDocument/2006/relationships" xmlns:m="http://schemas.openxmlformats.org/officeDocument/2006/math" xmlns:v="urn:schemas-microsoft-com:vml" xmlns:wp14="http://schemas.microsoft.com/office/word/2010/wordprocessingDrawing" xmlns:wp="http://schemas.openxmlformats.org/drawingml/2006/wordprocessingDrawing" xmlns:w10="urn:schemas-microsoft-com:office:word" xmlns:w="http://schemas.openxmlformats.org/wordprocessingml/2006/main" xmlns:w14="http://schemas.microsoft.com/office/word/2010/wordml" xmlns:w15="http://schemas.microsoft.com/office/word/2012/wordml" xmlns:w16cid="http://schemas.microsoft.com/office/word/2016/wordml/cid" xmlns:w16se="http://schemas.microsoft.com/office/word/2015/wordml/symex" xmlns:wpg="http://schemas.microsoft.com/office/word/2010/wordprocessingGroup" xmlns:wpi="http://schemas.microsoft.com/office/word/2010/wordprocessingInk" xmlns:wne="http://schemas.microsoft.com/office/word/2006/wordml" xmlns:wps="http://schemas.microsoft.com/office/word/2010/wordprocessingShape" mc:Ignorable="w14 w15 w16se w16cid wp14">
   <w:p>
     <w:pPr>
@@ -1452,6 +1486,16 @@
         </wp:anchor>
       </w:drawing>
     </w:r>
+  </w:p>
+</w:hdr>
+</file>
+
+<file path=word/header3.xml><?xml version="1.0" encoding="utf-8"?>
+<w:hdr xmlns:wpc="http://schemas.microsoft.com/office/word/2010/wordprocessingCanvas" xmlns:cx="http://schemas.microsoft.com/office/drawing/2014/chartex" xmlns:cx1="http://schemas.microsoft.com/office/drawing/2015/9/8/chartex" xmlns:cx2="http://schemas.microsoft.com/office/drawing/2015/10/21/chartex" xmlns:cx3="http://schemas.microsoft.com/office/drawing/2016/5/9/chartex" xmlns:cx4="http://schemas.microsoft.com/office/drawing/2016/5/10/chartex" xmlns:cx5="http://schemas.microsoft.com/office/drawing/2016/5/11/chartex" xmlns:cx6="http://schemas.microsoft.com/office/drawing/2016/5/12/chartex" xmlns:cx7="http://schemas.microsoft.com/office/drawing/2016/5/13/chartex" xmlns:cx8="http://schemas.microsoft.com/office/drawing/2016/5/14/chartex" xmlns:mc="http://schemas.openxmlformats.org/markup-compatibility/2006" xmlns:aink="http://schemas.microsoft.com/office/drawing/2016/ink" xmlns:am3d="http://schemas.microsoft.com/office/drawing/2017/model3d" xmlns:o="urn:schemas-microsoft-com:office:office" xmlns:r="http://schemas.openxmlformats.org/officeDocument/2006/relationships" xmlns:m="http://schemas.openxmlformats.org/officeDocument/2006/math" xmlns:v="urn:schemas-microsoft-com:vml" xmlns:wp14="http://schemas.microsoft.com/office/word/2010/wordprocessingDrawing" xmlns:wp="http://schemas.openxmlformats.org/drawingml/2006/wordprocessingDrawing" xmlns:w10="urn:schemas-microsoft-com:office:word" xmlns:w="http://schemas.openxmlformats.org/wordprocessingml/2006/main" xmlns:w14="http://schemas.microsoft.com/office/word/2010/wordml" xmlns:w15="http://schemas.microsoft.com/office/word/2012/wordml" xmlns:w16cid="http://schemas.microsoft.com/office/word/2016/wordml/cid" xmlns:w16se="http://schemas.microsoft.com/office/word/2015/wordml/symex" xmlns:wpg="http://schemas.microsoft.com/office/word/2010/wordprocessingGroup" xmlns:wpi="http://schemas.microsoft.com/office/word/2010/wordprocessingInk" xmlns:wne="http://schemas.microsoft.com/office/word/2006/wordml" xmlns:wps="http://schemas.microsoft.com/office/word/2010/wordprocessingShape" mc:Ignorable="w14 w15 w16se w16cid wp14">
+  <w:p>
+    <w:pPr>
+      <w:pStyle w:val="a6"/>
+    </w:pPr>
   </w:p>
 </w:hdr>
 </file>
@@ -2819,7 +2863,7 @@
 </file>
 
 <file path=customXml/itemProps1.xml><?xml version="1.0" encoding="utf-8"?>
-<ds:datastoreItem xmlns:ds="http://schemas.openxmlformats.org/officeDocument/2006/customXml" ds:itemID="{AC18108A-9336-4A6F-922A-AE28139646B8}">
+<ds:datastoreItem xmlns:ds="http://schemas.openxmlformats.org/officeDocument/2006/customXml" ds:itemID="{3980C325-8DF2-44C0-BC89-6B9593424C23}">
   <ds:schemaRefs>
     <ds:schemaRef ds:uri="http://schemas.openxmlformats.org/officeDocument/2006/bibliography"/>
   </ds:schemaRefs>

--- a/public/template_kp.docx
+++ b/public/template_kp.docx
@@ -1043,7 +1043,6 @@
       <w:pPr>
         <w:spacing w:after="0"/>
         <w:rPr>
-          <w:rFonts w:ascii="Times New Roman" w:hAnsi="Times New Roman" w:cs="Times New Roman"/>
           <w:lang w:val="en-US"/>
         </w:rPr>
       </w:pPr>
@@ -1057,7 +1056,6 @@
     <w:p>
       <w:pPr>
         <w:spacing w:after="0"/>
-        <w:ind w:right="-709"/>
         <w:rPr>
           <w:rFonts w:ascii="Times New Roman" w:hAnsi="Times New Roman" w:cs="Times New Roman"/>
           <w:lang w:val="en-US"/>
@@ -1067,114 +1065,130 @@
     <w:p>
       <w:pPr>
         <w:spacing w:after="0"/>
-        <w:ind w:left="-709" w:right="-709"/>
-        <w:rPr>
-          <w:rFonts w:ascii="Times New Roman" w:hAnsi="Times New Roman" w:cs="Times New Roman"/>
+        <w:rPr>
           <w:lang w:val="en-US"/>
         </w:rPr>
       </w:pPr>
+      <w:r>
+        <w:rPr>
+          <w:rFonts w:ascii="Times New Roman" w:hAnsi="Times New Roman" w:cs="Times New Roman"/>
+        </w:rPr>
+        <w:t>С</w:t>
+      </w:r>
+      <w:r>
+        <w:rPr>
+          <w:rFonts w:ascii="Times New Roman" w:hAnsi="Times New Roman" w:cs="Times New Roman"/>
+          <w:lang w:val="en-US"/>
+        </w:rPr>
+        <w:t xml:space="preserve"> </w:t>
+      </w:r>
+      <w:r>
+        <w:rPr>
+          <w:rFonts w:ascii="Times New Roman" w:hAnsi="Times New Roman" w:cs="Times New Roman"/>
+        </w:rPr>
+        <w:t>уважением</w:t>
+      </w:r>
+      <w:r>
+        <w:rPr>
+          <w:rFonts w:ascii="Times New Roman" w:hAnsi="Times New Roman" w:cs="Times New Roman"/>
+          <w:lang w:val="en-US"/>
+        </w:rPr>
+        <w:t>,</w:t>
+      </w:r>
+      <w:r>
+        <w:rPr>
+          <w:rFonts w:ascii="Times New Roman" w:hAnsi="Times New Roman" w:cs="Times New Roman"/>
+          <w:lang w:val="en-US"/>
+        </w:rPr>
+        <w:t xml:space="preserve"> </w:t>
+      </w:r>
+      <w:r>
+        <w:rPr>
+          <w:rFonts w:ascii="Times New Roman" w:hAnsi="Times New Roman" w:cs="Times New Roman"/>
+          <w:lang w:val="en-US"/>
+        </w:rPr>
+        <w:t>{{KP_SELLER_LEGAL_ENTITY_DIRECTOR}}</w:t>
+      </w:r>
+      <w:r>
+        <w:rPr>
+          <w:rFonts w:ascii="Times New Roman" w:hAnsi="Times New Roman" w:cs="Times New Roman"/>
+          <w:lang w:val="en-US"/>
+        </w:rPr>
+        <w:t xml:space="preserve">, </w:t>
+      </w:r>
+      <w:r>
+        <w:rPr>
+          <w:lang w:val="en-US"/>
+        </w:rPr>
+        <w:t>{{KP_SELLER_LEGAL_ENTITY_DIRECTOR_PHONE}}</w:t>
+      </w:r>
+      <w:r>
+        <w:rPr>
+          <w:lang w:val="en-US"/>
+        </w:rPr>
+        <w:tab/>
+      </w:r>
     </w:p>
     <w:p>
       <w:pPr>
         <w:spacing w:after="0"/>
         <w:rPr>
-          <w:lang w:val="en-US"/>
-        </w:rPr>
-      </w:pPr>
-      <w:r>
-        <w:rPr>
-          <w:rFonts w:ascii="Times New Roman" w:hAnsi="Times New Roman" w:cs="Times New Roman"/>
-        </w:rPr>
-        <w:t>С</w:t>
-      </w:r>
-      <w:r>
-        <w:rPr>
-          <w:rFonts w:ascii="Times New Roman" w:hAnsi="Times New Roman" w:cs="Times New Roman"/>
-          <w:lang w:val="en-US"/>
-        </w:rPr>
-        <w:t xml:space="preserve"> </w:t>
-      </w:r>
-      <w:r>
-        <w:rPr>
-          <w:rFonts w:ascii="Times New Roman" w:hAnsi="Times New Roman" w:cs="Times New Roman"/>
-        </w:rPr>
-        <w:t>уважением</w:t>
-      </w:r>
-      <w:r>
-        <w:rPr>
-          <w:rFonts w:ascii="Times New Roman" w:hAnsi="Times New Roman" w:cs="Times New Roman"/>
-          <w:lang w:val="en-US"/>
-        </w:rPr>
-        <w:t>,</w:t>
-      </w:r>
-      <w:r>
-        <w:rPr>
-          <w:rFonts w:ascii="Times New Roman" w:hAnsi="Times New Roman" w:cs="Times New Roman"/>
-          <w:lang w:val="en-US"/>
-        </w:rPr>
-        <w:t xml:space="preserve"> </w:t>
-      </w:r>
-      <w:r>
-        <w:rPr>
-          <w:rFonts w:ascii="Times New Roman" w:hAnsi="Times New Roman" w:cs="Times New Roman"/>
-          <w:lang w:val="en-US"/>
-        </w:rPr>
-        <w:t>{{KP_SELLER_LEGAL_ENTITY_DIRECTOR}}</w:t>
-      </w:r>
-      <w:r>
-        <w:rPr>
-          <w:rFonts w:ascii="Times New Roman" w:hAnsi="Times New Roman" w:cs="Times New Roman"/>
-          <w:lang w:val="en-US"/>
-        </w:rPr>
-        <w:t xml:space="preserve">, </w:t>
-      </w:r>
-      <w:r>
-        <w:rPr>
-          <w:lang w:val="en-US"/>
-        </w:rPr>
-        <w:t>{{KP_SELLER_LEGAL_ENTITY_DIRECTOR_PHONE}}</w:t>
-      </w:r>
-      <w:r>
-        <w:rPr>
-          <w:lang w:val="en-US"/>
-        </w:rPr>
-        <w:tab/>
+          <w:rFonts w:ascii="Times New Roman" w:hAnsi="Times New Roman" w:cs="Times New Roman"/>
+        </w:rPr>
+      </w:pPr>
+      <w:r>
+        <w:rPr>
+          <w:rFonts w:ascii="Times New Roman" w:hAnsi="Times New Roman" w:cs="Times New Roman"/>
+        </w:rPr>
+        <w:t>Куратор проекта</w:t>
+      </w:r>
+      <w:r>
+        <w:rPr>
+          <w:rFonts w:ascii="Times New Roman" w:hAnsi="Times New Roman" w:cs="Times New Roman"/>
+        </w:rPr>
+        <w:t xml:space="preserve">: </w:t>
+      </w:r>
+      <w:r>
+        <w:rPr>
+          <w:rFonts w:ascii="Times New Roman" w:hAnsi="Times New Roman" w:cs="Times New Roman"/>
+        </w:rPr>
+        <w:t>{{MANAGER_NAME}}</w:t>
       </w:r>
     </w:p>
     <w:p>
       <w:pPr>
         <w:spacing w:after="0"/>
         <w:rPr>
-          <w:rFonts w:ascii="Times New Roman" w:hAnsi="Times New Roman" w:cs="Times New Roman"/>
-        </w:rPr>
-      </w:pPr>
-      <w:r>
-        <w:rPr>
-          <w:rFonts w:ascii="Times New Roman" w:hAnsi="Times New Roman" w:cs="Times New Roman"/>
-        </w:rPr>
-        <w:t>Куратор проекта</w:t>
-      </w:r>
-      <w:r>
-        <w:rPr>
-          <w:rFonts w:ascii="Times New Roman" w:hAnsi="Times New Roman" w:cs="Times New Roman"/>
-        </w:rPr>
-        <w:t xml:space="preserve">: </w:t>
-      </w:r>
-      <w:r>
-        <w:rPr>
-          <w:rFonts w:ascii="Times New Roman" w:hAnsi="Times New Roman" w:cs="Times New Roman"/>
-        </w:rPr>
-        <w:t>{{MANAGER_NAME}}</w:t>
-      </w:r>
+          <w:sz w:val="18"/>
+          <w:szCs w:val="18"/>
+        </w:rPr>
+      </w:pPr>
     </w:p>
     <w:p>
       <w:pPr>
-        <w:spacing w:after="0"/>
         <w:rPr>
           <w:sz w:val="18"/>
           <w:szCs w:val="18"/>
         </w:rPr>
       </w:pPr>
+    </w:p>
+    <w:p>
+      <w:pPr>
+        <w:tabs>
+          <w:tab w:val="left" w:pos="8749"/>
+        </w:tabs>
+        <w:rPr>
+          <w:sz w:val="18"/>
+          <w:szCs w:val="18"/>
+        </w:rPr>
+      </w:pPr>
+      <w:r>
+        <w:rPr>
+          <w:sz w:val="18"/>
+          <w:szCs w:val="18"/>
+        </w:rPr>
+        <w:tab/>
+      </w:r>
     </w:p>
     <w:sectPr>
       <w:headerReference w:type="even" r:id="rId8"/>
@@ -1235,7 +1249,7 @@
       <w:jc w:val="center"/>
       <w:rPr>
         <w:rFonts w:ascii="Times New Roman" w:hAnsi="Times New Roman" w:cs="Times New Roman"/>
-        <w:sz w:val="16"/>
+        <w:sz w:val="20"/>
         <w:szCs w:val="20"/>
         <w:lang w:val="en-US"/>
       </w:rPr>
@@ -1243,7 +1257,7 @@
     <w:r>
       <w:rPr>
         <w:rFonts w:ascii="Times New Roman" w:hAnsi="Times New Roman" w:cs="Times New Roman"/>
-        <w:sz w:val="16"/>
+        <w:sz w:val="20"/>
         <w:szCs w:val="20"/>
         <w:lang w:val="en-US"/>
       </w:rPr>
@@ -1252,7 +1266,7 @@
     <w:r>
       <w:rPr>
         <w:rFonts w:ascii="Times New Roman" w:hAnsi="Times New Roman" w:cs="Times New Roman"/>
-        <w:sz w:val="16"/>
+        <w:sz w:val="20"/>
         <w:szCs w:val="20"/>
         <w:lang w:val="en-US"/>
       </w:rPr>
@@ -1261,7 +1275,7 @@
     <w:r>
       <w:rPr>
         <w:rFonts w:ascii="Times New Roman" w:hAnsi="Times New Roman" w:cs="Times New Roman"/>
-        <w:sz w:val="16"/>
+        <w:sz w:val="20"/>
         <w:szCs w:val="20"/>
         <w:lang w:val="en-US"/>
       </w:rPr>
@@ -1270,7 +1284,7 @@
     <w:r>
       <w:rPr>
         <w:rFonts w:ascii="Times New Roman" w:hAnsi="Times New Roman" w:cs="Times New Roman"/>
-        <w:sz w:val="16"/>
+        <w:sz w:val="20"/>
         <w:szCs w:val="20"/>
         <w:lang w:val="en-US"/>
       </w:rPr>
@@ -1279,7 +1293,7 @@
     <w:r>
       <w:rPr>
         <w:rFonts w:ascii="Times New Roman" w:hAnsi="Times New Roman" w:cs="Times New Roman"/>
-        <w:sz w:val="16"/>
+        <w:sz w:val="20"/>
         <w:szCs w:val="20"/>
         <w:lang w:val="en-US"/>
       </w:rPr>
@@ -1288,7 +1302,7 @@
     <w:r>
       <w:rPr>
         <w:rFonts w:ascii="Times New Roman" w:hAnsi="Times New Roman" w:cs="Times New Roman"/>
-        <w:sz w:val="16"/>
+        <w:sz w:val="20"/>
         <w:szCs w:val="20"/>
         <w:lang w:val="en-US"/>
       </w:rPr>
@@ -1297,73 +1311,64 @@
     <w:r>
       <w:rPr>
         <w:rFonts w:ascii="Times New Roman" w:hAnsi="Times New Roman" w:cs="Times New Roman"/>
-        <w:sz w:val="16"/>
+        <w:sz w:val="20"/>
         <w:szCs w:val="20"/>
         <w:lang w:val="en-US"/>
       </w:rPr>
       <w:br/>
-    </w:r>
-    <w:r>
-      <w:rPr>
-        <w:rFonts w:ascii="Times New Roman" w:hAnsi="Times New Roman" w:cs="Times New Roman"/>
-        <w:sz w:val="16"/>
-        <w:szCs w:val="20"/>
-      </w:rPr>
-      <w:t>Генеральный</w:t>
-    </w:r>
-    <w:r>
-      <w:rPr>
-        <w:rFonts w:ascii="Times New Roman" w:hAnsi="Times New Roman" w:cs="Times New Roman"/>
-        <w:sz w:val="16"/>
-        <w:szCs w:val="20"/>
-        <w:lang w:val="en-US"/>
-      </w:rPr>
-      <w:t xml:space="preserve"> </w:t>
-    </w:r>
-    <w:r>
-      <w:rPr>
-        <w:rFonts w:ascii="Times New Roman" w:hAnsi="Times New Roman" w:cs="Times New Roman"/>
-        <w:sz w:val="16"/>
-        <w:szCs w:val="20"/>
-      </w:rPr>
-      <w:t>директор</w:t>
-    </w:r>
-    <w:r>
-      <w:rPr>
-        <w:rFonts w:ascii="Times New Roman" w:hAnsi="Times New Roman" w:cs="Times New Roman"/>
-        <w:sz w:val="16"/>
-        <w:szCs w:val="20"/>
-        <w:lang w:val="en-US"/>
-      </w:rPr>
-      <w:t xml:space="preserve"> {{KP_SELLER_LEGAL_ENTITY_DIRECTOR}}, </w:t>
-    </w:r>
-    <w:r>
-      <w:rPr>
-        <w:rFonts w:ascii="Times New Roman" w:hAnsi="Times New Roman" w:cs="Times New Roman"/>
-        <w:sz w:val="16"/>
-        <w:szCs w:val="20"/>
-      </w:rPr>
-      <w:t>Тел</w:t>
-    </w:r>
-    <w:r>
-      <w:rPr>
-        <w:rFonts w:ascii="Times New Roman" w:hAnsi="Times New Roman" w:cs="Times New Roman"/>
-        <w:sz w:val="16"/>
-        <w:szCs w:val="20"/>
-        <w:lang w:val="en-US"/>
-      </w:rPr>
-      <w:t>. {{K</w:t>
     </w:r>
     <w:bookmarkStart w:id="1" w:name="_GoBack"/>
     <w:bookmarkEnd w:id="1"/>
     <w:r>
       <w:rPr>
         <w:rFonts w:ascii="Times New Roman" w:hAnsi="Times New Roman" w:cs="Times New Roman"/>
-        <w:sz w:val="16"/>
+        <w:sz w:val="20"/>
+        <w:szCs w:val="20"/>
+      </w:rPr>
+      <w:t>Генеральный</w:t>
+    </w:r>
+    <w:r>
+      <w:rPr>
+        <w:rFonts w:ascii="Times New Roman" w:hAnsi="Times New Roman" w:cs="Times New Roman"/>
+        <w:sz w:val="20"/>
         <w:szCs w:val="20"/>
         <w:lang w:val="en-US"/>
       </w:rPr>
-      <w:t>P_SELLER_LEGAL_ENTITY_DIRECTOR_PHONE}}</w:t>
+      <w:t xml:space="preserve"> </w:t>
+    </w:r>
+    <w:r>
+      <w:rPr>
+        <w:rFonts w:ascii="Times New Roman" w:hAnsi="Times New Roman" w:cs="Times New Roman"/>
+        <w:sz w:val="20"/>
+        <w:szCs w:val="20"/>
+      </w:rPr>
+      <w:t>директор</w:t>
+    </w:r>
+    <w:r>
+      <w:rPr>
+        <w:rFonts w:ascii="Times New Roman" w:hAnsi="Times New Roman" w:cs="Times New Roman"/>
+        <w:sz w:val="20"/>
+        <w:szCs w:val="20"/>
+        <w:lang w:val="en-US"/>
+      </w:rPr>
+      <w:t xml:space="preserve"> {{KP_SELLER_LEGAL_ENTITY_DIRECTOR}}, </w:t>
+    </w:r>
+    <w:r>
+      <w:rPr>
+        <w:rFonts w:ascii="Times New Roman" w:hAnsi="Times New Roman" w:cs="Times New Roman"/>
+        <w:sz w:val="20"/>
+        <w:szCs w:val="20"/>
+      </w:rPr>
+      <w:t>Тел</w:t>
+    </w:r>
+    <w:r>
+      <w:rPr>
+        <w:rFonts w:ascii="Times New Roman" w:hAnsi="Times New Roman" w:cs="Times New Roman"/>
+        <w:sz w:val="20"/>
+        <w:szCs w:val="20"/>
+        <w:lang w:val="en-US"/>
+      </w:rPr>
+      <w:t>. {{KP_SELLER_LEGAL_ENTITY_DIRECTOR_PHONE}}</w:t>
     </w:r>
   </w:p>
 </w:ftr>
@@ -1427,64 +1432,37 @@
     <w:r>
       <w:rPr>
         <w:noProof/>
-        <w:lang w:eastAsia="ru-RU"/>
-      </w:rPr>
-      <w:drawing>
-        <wp:anchor distT="0" distB="0" distL="114300" distR="114300" simplePos="0" relativeHeight="251658240" behindDoc="0" locked="0" layoutInCell="1" allowOverlap="1" wp14:anchorId="38928395" wp14:editId="560D25CA">
-          <wp:simplePos x="0" y="0"/>
-          <wp:positionH relativeFrom="column">
-            <wp:posOffset>3985895</wp:posOffset>
-          </wp:positionH>
-          <wp:positionV relativeFrom="paragraph">
-            <wp:posOffset>-2540</wp:posOffset>
-          </wp:positionV>
-          <wp:extent cx="1120140" cy="1051560"/>
-          <wp:effectExtent l="0" t="0" r="0" b="0"/>
-          <wp:wrapTopAndBottom/>
-          <wp:docPr id="20" name="Рисунок 20" descr="C:\Users\architile_kzn\Downloads\Archihub_ logo RGB (2).png"/>
-          <wp:cNvGraphicFramePr>
-            <a:graphicFrameLocks xmlns:a="http://schemas.openxmlformats.org/drawingml/2006/main" noChangeAspect="1"/>
-          </wp:cNvGraphicFramePr>
-          <a:graphic xmlns:a="http://schemas.openxmlformats.org/drawingml/2006/main">
-            <a:graphicData uri="http://schemas.openxmlformats.org/drawingml/2006/picture">
-              <pic:pic xmlns:pic="http://schemas.openxmlformats.org/drawingml/2006/picture">
-                <pic:nvPicPr>
-                  <pic:cNvPr id="0" name="Picture 1" descr="C:\Users\architile_kzn\Downloads\Archihub_ logo RGB (2).png"/>
-                  <pic:cNvPicPr>
-                    <a:picLocks noChangeAspect="1" noChangeArrowheads="1"/>
-                  </pic:cNvPicPr>
-                </pic:nvPicPr>
-                <pic:blipFill>
-                  <a:blip r:embed="rId1">
-                    <a:extLst>
-                      <a:ext uri="{28A0092B-C50C-407E-A947-70E740481C1C}">
-                        <a14:useLocalDpi xmlns:a14="http://schemas.microsoft.com/office/drawing/2010/main" val="0"/>
-                      </a:ext>
-                    </a:extLst>
-                  </a:blip>
-                  <a:srcRect/>
-                  <a:stretch>
-                    <a:fillRect/>
-                  </a:stretch>
-                </pic:blipFill>
-                <pic:spPr bwMode="auto">
-                  <a:xfrm>
-                    <a:off x="0" y="0"/>
-                    <a:ext cx="1120140" cy="1051560"/>
-                  </a:xfrm>
-                  <a:prstGeom prst="rect">
-                    <a:avLst/>
-                  </a:prstGeom>
-                  <a:noFill/>
-                  <a:ln>
-                    <a:noFill/>
-                  </a:ln>
-                </pic:spPr>
-              </pic:pic>
-            </a:graphicData>
-          </a:graphic>
-        </wp:anchor>
-      </w:drawing>
+        <w:lang w:val="en-US"/>
+      </w:rPr>
+      <w:t>{{</w:t>
+    </w:r>
+    <w:r>
+      <w:rPr>
+        <w:noProof/>
+        <w:lang w:val="en-US"/>
+      </w:rPr>
+      <w:t>COMPANY</w:t>
+    </w:r>
+    <w:r>
+      <w:rPr>
+        <w:noProof/>
+        <w:lang w:val="en-US"/>
+      </w:rPr>
+      <w:t>_</w:t>
+    </w:r>
+    <w:r>
+      <w:rPr>
+        <w:noProof/>
+        <w:lang w:val="en-US"/>
+      </w:rPr>
+      <w:t>LOGO</w:t>
+    </w:r>
+    <w:r>
+      <w:rPr>
+        <w:noProof/>
+        <w:lang w:val="en-US"/>
+      </w:rPr>
+      <w:t>}}</w:t>
     </w:r>
   </w:p>
 </w:hdr>
@@ -2863,7 +2841,7 @@
 </file>
 
 <file path=customXml/itemProps1.xml><?xml version="1.0" encoding="utf-8"?>
-<ds:datastoreItem xmlns:ds="http://schemas.openxmlformats.org/officeDocument/2006/customXml" ds:itemID="{3980C325-8DF2-44C0-BC89-6B9593424C23}">
+<ds:datastoreItem xmlns:ds="http://schemas.openxmlformats.org/officeDocument/2006/customXml" ds:itemID="{95B523FC-EF8B-4EE1-91E8-C33F2D07756D}">
   <ds:schemaRefs>
     <ds:schemaRef ds:uri="http://schemas.openxmlformats.org/officeDocument/2006/bibliography"/>
   </ds:schemaRefs>
